--- a/LAB4/Lab4_CNPM1_1150080059_Trần_Nguyễn_Minh_Khôi.docx
+++ b/LAB4/Lab4_CNPM1_1150080059_Trần_Nguyễn_Minh_Khôi.docx
@@ -108,12 +108,6 @@
         <w:gridCol w:w="7479"/>
       </w:tblGrid>
       <w:tr>
-        <w:tblPrEx>
-          <w:tblCellMar>
-            <w:top w:w="0" w:type="dxa"/>
-            <w:bottom w:w="0" w:type="dxa"/>
-          </w:tblCellMar>
-        </w:tblPrEx>
         <w:tc>
           <w:tcPr>
             <w:tcW w:w="2159" w:type="dxa"/>
@@ -231,12 +225,6 @@
         </w:tc>
       </w:tr>
       <w:tr>
-        <w:tblPrEx>
-          <w:tblCellMar>
-            <w:top w:w="0" w:type="dxa"/>
-            <w:bottom w:w="0" w:type="dxa"/>
-          </w:tblCellMar>
-        </w:tblPrEx>
         <w:tc>
           <w:tcPr>
             <w:tcW w:w="2159" w:type="dxa"/>
@@ -298,12 +286,6 @@
         </w:tc>
       </w:tr>
       <w:tr>
-        <w:tblPrEx>
-          <w:tblCellMar>
-            <w:top w:w="0" w:type="dxa"/>
-            <w:bottom w:w="0" w:type="dxa"/>
-          </w:tblCellMar>
-        </w:tblPrEx>
         <w:tc>
           <w:tcPr>
             <w:tcW w:w="2159" w:type="dxa"/>
@@ -367,12 +349,6 @@
         </w:tc>
       </w:tr>
       <w:tr>
-        <w:tblPrEx>
-          <w:tblCellMar>
-            <w:top w:w="0" w:type="dxa"/>
-            <w:bottom w:w="0" w:type="dxa"/>
-          </w:tblCellMar>
-        </w:tblPrEx>
         <w:tc>
           <w:tcPr>
             <w:tcW w:w="2159" w:type="dxa"/>
@@ -490,12 +466,6 @@
         </w:tc>
       </w:tr>
       <w:tr>
-        <w:tblPrEx>
-          <w:tblCellMar>
-            <w:top w:w="0" w:type="dxa"/>
-            <w:bottom w:w="0" w:type="dxa"/>
-          </w:tblCellMar>
-        </w:tblPrEx>
         <w:tc>
           <w:tcPr>
             <w:tcW w:w="2159" w:type="dxa"/>
@@ -643,12 +613,6 @@
         </w:tc>
       </w:tr>
       <w:tr>
-        <w:tblPrEx>
-          <w:tblCellMar>
-            <w:top w:w="0" w:type="dxa"/>
-            <w:bottom w:w="0" w:type="dxa"/>
-          </w:tblCellMar>
-        </w:tblPrEx>
         <w:tc>
           <w:tcPr>
             <w:tcW w:w="2159" w:type="dxa"/>
@@ -756,12 +720,6 @@
         </w:tc>
       </w:tr>
       <w:tr>
-        <w:tblPrEx>
-          <w:tblCellMar>
-            <w:top w:w="0" w:type="dxa"/>
-            <w:bottom w:w="0" w:type="dxa"/>
-          </w:tblCellMar>
-        </w:tblPrEx>
         <w:tc>
           <w:tcPr>
             <w:tcW w:w="2159" w:type="dxa"/>
@@ -865,12 +823,6 @@
         </w:tc>
       </w:tr>
       <w:tr>
-        <w:tblPrEx>
-          <w:tblCellMar>
-            <w:top w:w="0" w:type="dxa"/>
-            <w:bottom w:w="0" w:type="dxa"/>
-          </w:tblCellMar>
-        </w:tblPrEx>
         <w:tc>
           <w:tcPr>
             <w:tcW w:w="2159" w:type="dxa"/>
@@ -985,710 +937,759 @@
     </w:p>
     <w:p>
       <w:pPr>
-        <w:spacing w:after="80"/>
-        <w:jc w:val="center"/>
+        <w:pageBreakBefore/>
       </w:pPr>
-      <w:r>
-        <w:rPr>
-          <w:b/>
-          <w:bCs/>
-          <w:color w:val="C00000"/>
-        </w:rPr>
-        <w:t>⚠ LƯU Ý ĐẠO ĐỨC</w:t>
-      </w:r>
     </w:p>
     <w:p>
       <w:pPr>
-        <w:spacing w:after="200"/>
-        <w:jc w:val="center"/>
+        <w:pStyle w:val="Heading1"/>
       </w:pPr>
-      <w:proofErr w:type="spellStart"/>
-      <w:r>
-        <w:rPr>
-          <w:sz w:val="20"/>
-          <w:szCs w:val="20"/>
-        </w:rPr>
-        <w:t>Bài</w:t>
-      </w:r>
-      <w:proofErr w:type="spellEnd"/>
-      <w:r>
-        <w:rPr>
-          <w:sz w:val="20"/>
-          <w:szCs w:val="20"/>
-        </w:rPr>
-        <w:t xml:space="preserve"> lab </w:t>
-      </w:r>
-      <w:proofErr w:type="spellStart"/>
-      <w:r>
-        <w:rPr>
-          <w:sz w:val="20"/>
-          <w:szCs w:val="20"/>
-        </w:rPr>
-        <w:t>chỉ</w:t>
-      </w:r>
-      <w:proofErr w:type="spellEnd"/>
-      <w:r>
-        <w:rPr>
-          <w:sz w:val="20"/>
-          <w:szCs w:val="20"/>
-        </w:rPr>
-        <w:t xml:space="preserve"> </w:t>
-      </w:r>
-      <w:proofErr w:type="spellStart"/>
-      <w:r>
-        <w:rPr>
-          <w:sz w:val="20"/>
-          <w:szCs w:val="20"/>
-        </w:rPr>
-        <w:t>sử</w:t>
-      </w:r>
-      <w:proofErr w:type="spellEnd"/>
-      <w:r>
-        <w:rPr>
-          <w:sz w:val="20"/>
-          <w:szCs w:val="20"/>
-        </w:rPr>
-        <w:t xml:space="preserve"> </w:t>
-      </w:r>
-      <w:proofErr w:type="spellStart"/>
-      <w:r>
-        <w:rPr>
-          <w:sz w:val="20"/>
-          <w:szCs w:val="20"/>
-        </w:rPr>
-        <w:t>dụng</w:t>
-      </w:r>
-      <w:proofErr w:type="spellEnd"/>
-      <w:r>
-        <w:rPr>
-          <w:sz w:val="20"/>
-          <w:szCs w:val="20"/>
-        </w:rPr>
-        <w:t xml:space="preserve"> </w:t>
-      </w:r>
-      <w:proofErr w:type="spellStart"/>
-      <w:r>
-        <w:rPr>
-          <w:sz w:val="20"/>
-          <w:szCs w:val="20"/>
-        </w:rPr>
-        <w:t>để</w:t>
-      </w:r>
-      <w:proofErr w:type="spellEnd"/>
-      <w:r>
-        <w:rPr>
-          <w:sz w:val="20"/>
-          <w:szCs w:val="20"/>
-        </w:rPr>
-        <w:t xml:space="preserve"> </w:t>
-      </w:r>
-      <w:proofErr w:type="spellStart"/>
-      <w:r>
-        <w:rPr>
-          <w:sz w:val="20"/>
-          <w:szCs w:val="20"/>
-        </w:rPr>
-        <w:t>nghiên</w:t>
-      </w:r>
-      <w:proofErr w:type="spellEnd"/>
-      <w:r>
-        <w:rPr>
-          <w:sz w:val="20"/>
-          <w:szCs w:val="20"/>
-        </w:rPr>
-        <w:t xml:space="preserve"> </w:t>
-      </w:r>
-      <w:proofErr w:type="spellStart"/>
-      <w:r>
-        <w:rPr>
-          <w:sz w:val="20"/>
-          <w:szCs w:val="20"/>
-        </w:rPr>
-        <w:t>cứu</w:t>
-      </w:r>
-      <w:proofErr w:type="spellEnd"/>
-      <w:r>
-        <w:rPr>
-          <w:sz w:val="20"/>
-          <w:szCs w:val="20"/>
-        </w:rPr>
-        <w:t xml:space="preserve"> </w:t>
-      </w:r>
-      <w:proofErr w:type="spellStart"/>
-      <w:r>
-        <w:rPr>
-          <w:sz w:val="20"/>
-          <w:szCs w:val="20"/>
-        </w:rPr>
+      <w:r>
+        <w:t>MỤC LỤC</w:t>
+      </w:r>
+    </w:p>
+    <w:p>
+      <w:pPr>
+        <w:spacing w:after="60"/>
+      </w:pPr>
+      <w:r>
+        <w:t xml:space="preserve">1. </w:t>
+      </w:r>
+      <w:proofErr w:type="spellStart"/>
+      <w:r>
+        <w:t>Mục</w:t>
+      </w:r>
+      <w:proofErr w:type="spellEnd"/>
+      <w:r>
+        <w:t xml:space="preserve"> </w:t>
+      </w:r>
+      <w:proofErr w:type="spellStart"/>
+      <w:r>
+        <w:t>tiêu</w:t>
+      </w:r>
+      <w:proofErr w:type="spellEnd"/>
+      <w:r>
+        <w:t xml:space="preserve">, </w:t>
+      </w:r>
+      <w:proofErr w:type="spellStart"/>
+      <w:r>
+        <w:t>phạm</w:t>
+      </w:r>
+      <w:proofErr w:type="spellEnd"/>
+      <w:r>
+        <w:t xml:space="preserve"> vi </w:t>
+      </w:r>
+      <w:proofErr w:type="spellStart"/>
+      <w:r>
         <w:t>và</w:t>
       </w:r>
       <w:proofErr w:type="spellEnd"/>
       <w:r>
-        <w:rPr>
-          <w:sz w:val="20"/>
-          <w:szCs w:val="20"/>
-        </w:rPr>
-        <w:t xml:space="preserve"> </w:t>
-      </w:r>
-      <w:proofErr w:type="spellStart"/>
-      <w:r>
-        <w:rPr>
-          <w:sz w:val="20"/>
-          <w:szCs w:val="20"/>
-        </w:rPr>
-        <w:t>học</w:t>
-      </w:r>
-      <w:proofErr w:type="spellEnd"/>
-      <w:r>
-        <w:rPr>
-          <w:sz w:val="20"/>
-          <w:szCs w:val="20"/>
-        </w:rPr>
-        <w:t xml:space="preserve"> </w:t>
-      </w:r>
-      <w:proofErr w:type="spellStart"/>
-      <w:r>
-        <w:rPr>
-          <w:sz w:val="20"/>
-          <w:szCs w:val="20"/>
-        </w:rPr>
-        <w:t>tập</w:t>
-      </w:r>
-      <w:proofErr w:type="spellEnd"/>
-      <w:r>
-        <w:rPr>
-          <w:sz w:val="20"/>
-          <w:szCs w:val="20"/>
-        </w:rPr>
-        <w:t xml:space="preserve">, </w:t>
-      </w:r>
-      <w:proofErr w:type="spellStart"/>
-      <w:r>
-        <w:rPr>
-          <w:sz w:val="20"/>
-          <w:szCs w:val="20"/>
-        </w:rPr>
-        <w:t>không</w:t>
-      </w:r>
-      <w:proofErr w:type="spellEnd"/>
-      <w:r>
-        <w:rPr>
-          <w:sz w:val="20"/>
-          <w:szCs w:val="20"/>
-        </w:rPr>
-        <w:t xml:space="preserve"> </w:t>
-      </w:r>
-      <w:proofErr w:type="spellStart"/>
-      <w:r>
-        <w:rPr>
-          <w:sz w:val="20"/>
-          <w:szCs w:val="20"/>
-        </w:rPr>
-        <w:t>mang</w:t>
-      </w:r>
-      <w:proofErr w:type="spellEnd"/>
-      <w:r>
-        <w:rPr>
-          <w:sz w:val="20"/>
-          <w:szCs w:val="20"/>
-        </w:rPr>
-        <w:t xml:space="preserve"> </w:t>
-      </w:r>
-      <w:proofErr w:type="spellStart"/>
-      <w:r>
-        <w:rPr>
-          <w:sz w:val="20"/>
-          <w:szCs w:val="20"/>
-        </w:rPr>
-        <w:t>tính</w:t>
-      </w:r>
-      <w:proofErr w:type="spellEnd"/>
-      <w:r>
-        <w:rPr>
-          <w:sz w:val="20"/>
-          <w:szCs w:val="20"/>
-        </w:rPr>
-        <w:t xml:space="preserve"> </w:t>
-      </w:r>
-      <w:proofErr w:type="spellStart"/>
-      <w:r>
-        <w:rPr>
-          <w:sz w:val="20"/>
-          <w:szCs w:val="20"/>
-        </w:rPr>
-        <w:t>chất</w:t>
-      </w:r>
-      <w:proofErr w:type="spellEnd"/>
-      <w:r>
-        <w:rPr>
-          <w:sz w:val="20"/>
-          <w:szCs w:val="20"/>
-        </w:rPr>
-        <w:t xml:space="preserve"> </w:t>
-      </w:r>
-      <w:proofErr w:type="spellStart"/>
-      <w:r>
-        <w:rPr>
-          <w:sz w:val="20"/>
-          <w:szCs w:val="20"/>
-        </w:rPr>
-        <w:t>phá</w:t>
-      </w:r>
-      <w:proofErr w:type="spellEnd"/>
-      <w:r>
-        <w:rPr>
-          <w:sz w:val="20"/>
-          <w:szCs w:val="20"/>
-        </w:rPr>
-        <w:t xml:space="preserve"> </w:t>
-      </w:r>
-      <w:proofErr w:type="spellStart"/>
-      <w:r>
-        <w:rPr>
-          <w:sz w:val="20"/>
-          <w:szCs w:val="20"/>
-        </w:rPr>
-        <w:t>hoại</w:t>
-      </w:r>
-      <w:proofErr w:type="spellEnd"/>
-      <w:r>
-        <w:rPr>
-          <w:sz w:val="20"/>
-          <w:szCs w:val="20"/>
-        </w:rPr>
-        <w:t xml:space="preserve"> </w:t>
-      </w:r>
-      <w:proofErr w:type="spellStart"/>
-      <w:r>
-        <w:rPr>
-          <w:sz w:val="20"/>
-          <w:szCs w:val="20"/>
-        </w:rPr>
-        <w:t>hoặc</w:t>
-      </w:r>
-      <w:proofErr w:type="spellEnd"/>
-      <w:r>
-        <w:rPr>
-          <w:sz w:val="20"/>
-          <w:szCs w:val="20"/>
-        </w:rPr>
-        <w:t xml:space="preserve"> </w:t>
-      </w:r>
-      <w:proofErr w:type="spellStart"/>
-      <w:r>
-        <w:rPr>
-          <w:sz w:val="20"/>
-          <w:szCs w:val="20"/>
-        </w:rPr>
+        <w:t xml:space="preserve"> </w:t>
+      </w:r>
+      <w:proofErr w:type="spellStart"/>
+      <w:r>
+        <w:t>quy</w:t>
+      </w:r>
+      <w:proofErr w:type="spellEnd"/>
+      <w:r>
+        <w:t xml:space="preserve"> </w:t>
+      </w:r>
+      <w:proofErr w:type="spellStart"/>
+      <w:r>
+        <w:t>định</w:t>
+      </w:r>
+      <w:proofErr w:type="spellEnd"/>
+      <w:r>
+        <w:t xml:space="preserve"> </w:t>
+      </w:r>
+      <w:proofErr w:type="spellStart"/>
+      <w:r>
+        <w:t>thực</w:t>
+      </w:r>
+      <w:proofErr w:type="spellEnd"/>
+      <w:r>
+        <w:t xml:space="preserve"> </w:t>
+      </w:r>
+      <w:proofErr w:type="spellStart"/>
+      <w:r>
+        <w:t>hành</w:t>
+      </w:r>
+      <w:proofErr w:type="spellEnd"/>
+      <w:r>
+        <w:t xml:space="preserve"> ................................................ 3</w:t>
+      </w:r>
+    </w:p>
+    <w:p>
+      <w:pPr>
+        <w:spacing w:after="60"/>
+      </w:pPr>
+      <w:r>
+        <w:t xml:space="preserve">2. Cài </w:t>
+      </w:r>
+      <w:proofErr w:type="spellStart"/>
+      <w:r>
+        <w:t>đặt</w:t>
+      </w:r>
+      <w:proofErr w:type="spellEnd"/>
+      <w:r>
+        <w:t xml:space="preserve"> Nmap </w:t>
+      </w:r>
+      <w:proofErr w:type="spellStart"/>
+      <w:r>
+        <w:t>trên</w:t>
+      </w:r>
+      <w:proofErr w:type="spellEnd"/>
+      <w:r>
+        <w:t xml:space="preserve"> Windows 10/11 ......................................................... 3</w:t>
+      </w:r>
+    </w:p>
+    <w:p>
+      <w:pPr>
+        <w:spacing w:after="60"/>
+      </w:pPr>
+      <w:r>
+        <w:t xml:space="preserve">3. Cài </w:t>
+      </w:r>
+      <w:proofErr w:type="spellStart"/>
+      <w:r>
+        <w:t>đặt</w:t>
+      </w:r>
+      <w:proofErr w:type="spellEnd"/>
+      <w:r>
+        <w:t xml:space="preserve"> Nmap </w:t>
+      </w:r>
+      <w:proofErr w:type="spellStart"/>
+      <w:r>
+        <w:t>trên</w:t>
+      </w:r>
+      <w:proofErr w:type="spellEnd"/>
+      <w:r>
+        <w:t xml:space="preserve"> Kali Linux ................................................................. 4</w:t>
+      </w:r>
+    </w:p>
+    <w:p>
+      <w:pPr>
+        <w:spacing w:after="60"/>
+      </w:pPr>
+      <w:r>
+        <w:t xml:space="preserve">4. </w:t>
+      </w:r>
+      <w:proofErr w:type="spellStart"/>
+      <w:r>
+        <w:t>Dựng</w:t>
+      </w:r>
+      <w:proofErr w:type="spellEnd"/>
+      <w:r>
+        <w:t xml:space="preserve"> </w:t>
+      </w:r>
+      <w:proofErr w:type="spellStart"/>
+      <w:r>
+        <w:t>môi</w:t>
+      </w:r>
+      <w:proofErr w:type="spellEnd"/>
+      <w:r>
+        <w:t xml:space="preserve"> </w:t>
+      </w:r>
+      <w:proofErr w:type="spellStart"/>
+      <w:r>
+        <w:t>trường</w:t>
+      </w:r>
+      <w:proofErr w:type="spellEnd"/>
+      <w:r>
+        <w:t xml:space="preserve"> </w:t>
+      </w:r>
+      <w:proofErr w:type="spellStart"/>
+      <w:r>
+        <w:t>máy</w:t>
+      </w:r>
+      <w:proofErr w:type="spellEnd"/>
+      <w:r>
+        <w:t xml:space="preserve"> </w:t>
+      </w:r>
+      <w:proofErr w:type="spellStart"/>
+      <w:r>
+        <w:t>ảo</w:t>
+      </w:r>
+      <w:proofErr w:type="spellEnd"/>
+      <w:r>
+        <w:t xml:space="preserve"> an </w:t>
+      </w:r>
+      <w:proofErr w:type="spellStart"/>
+      <w:r>
+        <w:t>toàn</w:t>
+      </w:r>
+      <w:proofErr w:type="spellEnd"/>
+      <w:r>
+        <w:t xml:space="preserve"> ........................................................... 4</w:t>
+      </w:r>
+    </w:p>
+    <w:p>
+      <w:pPr>
+        <w:spacing w:after="60"/>
+      </w:pPr>
+      <w:r>
+        <w:t xml:space="preserve">5. </w:t>
+      </w:r>
+      <w:proofErr w:type="spellStart"/>
+      <w:r>
+        <w:t>Tình</w:t>
+      </w:r>
+      <w:proofErr w:type="spellEnd"/>
+      <w:r>
+        <w:t xml:space="preserve"> </w:t>
+      </w:r>
+      <w:proofErr w:type="spellStart"/>
+      <w:r>
+        <w:t>huống</w:t>
+      </w:r>
+      <w:proofErr w:type="spellEnd"/>
+      <w:r>
+        <w:t xml:space="preserve"> </w:t>
+      </w:r>
+      <w:proofErr w:type="spellStart"/>
+      <w:r>
+        <w:t>giả</w:t>
+      </w:r>
+      <w:proofErr w:type="spellEnd"/>
+      <w:r>
+        <w:t xml:space="preserve"> </w:t>
+      </w:r>
+      <w:proofErr w:type="spellStart"/>
+      <w:r>
+        <w:t>lập</w:t>
+      </w:r>
+      <w:proofErr w:type="spellEnd"/>
+      <w:r>
+        <w:t xml:space="preserve">: </w:t>
+      </w:r>
+      <w:proofErr w:type="spellStart"/>
+      <w:r>
+        <w:t>Rà</w:t>
+      </w:r>
+      <w:proofErr w:type="spellEnd"/>
+      <w:r>
+        <w:t xml:space="preserve"> </w:t>
+      </w:r>
+      <w:proofErr w:type="spellStart"/>
+      <w:r>
+        <w:t>soát</w:t>
+      </w:r>
+      <w:proofErr w:type="spellEnd"/>
+      <w:r>
+        <w:t xml:space="preserve"> an </w:t>
+      </w:r>
+      <w:proofErr w:type="spellStart"/>
+      <w:r>
+        <w:t>toàn</w:t>
+      </w:r>
+      <w:proofErr w:type="spellEnd"/>
+      <w:r>
+        <w:t xml:space="preserve"> </w:t>
+      </w:r>
+      <w:proofErr w:type="spellStart"/>
+      <w:r>
+        <w:t>mạng</w:t>
+      </w:r>
+      <w:proofErr w:type="spellEnd"/>
+      <w:r>
+        <w:t xml:space="preserve"> </w:t>
+      </w:r>
+      <w:proofErr w:type="spellStart"/>
+      <w:r>
+        <w:t>nội</w:t>
+      </w:r>
+      <w:proofErr w:type="spellEnd"/>
+      <w:r>
+        <w:t xml:space="preserve"> </w:t>
+      </w:r>
+      <w:proofErr w:type="spellStart"/>
+      <w:r>
+        <w:t>bộ</w:t>
+      </w:r>
+      <w:proofErr w:type="spellEnd"/>
+      <w:r>
+        <w:t xml:space="preserve"> ................................. 5</w:t>
+      </w:r>
+    </w:p>
+    <w:p>
+      <w:pPr>
+        <w:spacing w:after="60"/>
+      </w:pPr>
+      <w:r>
+        <w:t xml:space="preserve">6. </w:t>
+      </w:r>
+      <w:proofErr w:type="spellStart"/>
+      <w:r>
+        <w:t>Khảo</w:t>
+      </w:r>
+      <w:proofErr w:type="spellEnd"/>
+      <w:r>
+        <w:t xml:space="preserve"> </w:t>
+      </w:r>
+      <w:proofErr w:type="spellStart"/>
+      <w:r>
+        <w:t>sát</w:t>
+      </w:r>
+      <w:proofErr w:type="spellEnd"/>
+      <w:r>
+        <w:t xml:space="preserve"> </w:t>
+      </w:r>
+      <w:proofErr w:type="spellStart"/>
+      <w:r>
+        <w:t>cổng</w:t>
+      </w:r>
+      <w:proofErr w:type="spellEnd"/>
+      <w:r>
+        <w:t xml:space="preserve"> TCP </w:t>
+      </w:r>
+      <w:proofErr w:type="spellStart"/>
+      <w:r>
+        <w:t>và</w:t>
+      </w:r>
+      <w:proofErr w:type="spellEnd"/>
+      <w:r>
+        <w:t xml:space="preserve"> so </w:t>
+      </w:r>
+      <w:proofErr w:type="spellStart"/>
+      <w:r>
+        <w:t>sánh</w:t>
+      </w:r>
+      <w:proofErr w:type="spellEnd"/>
+      <w:r>
+        <w:t xml:space="preserve"> </w:t>
+      </w:r>
+      <w:proofErr w:type="spellStart"/>
+      <w:r>
+        <w:t>kỹ</w:t>
+      </w:r>
+      <w:proofErr w:type="spellEnd"/>
+      <w:r>
+        <w:t xml:space="preserve"> </w:t>
+      </w:r>
+      <w:proofErr w:type="spellStart"/>
+      <w:r>
+        <w:t>thuật</w:t>
+      </w:r>
+      <w:proofErr w:type="spellEnd"/>
+      <w:r>
+        <w:t xml:space="preserve"> quét ......................................... 6</w:t>
+      </w:r>
+    </w:p>
+    <w:p>
+      <w:pPr>
+        <w:spacing w:after="60"/>
+      </w:pPr>
+      <w:r>
+        <w:t xml:space="preserve">7. </w:t>
+      </w:r>
+      <w:proofErr w:type="spellStart"/>
+      <w:r>
+        <w:t>Quét</w:t>
+      </w:r>
+      <w:proofErr w:type="spellEnd"/>
+      <w:r>
+        <w:t xml:space="preserve"> UDP </w:t>
+      </w:r>
+      <w:proofErr w:type="spellStart"/>
+      <w:r>
         <w:t>có</w:t>
       </w:r>
       <w:proofErr w:type="spellEnd"/>
       <w:r>
-        <w:rPr>
-          <w:sz w:val="20"/>
-          <w:szCs w:val="20"/>
-        </w:rPr>
-        <w:t xml:space="preserve"> </w:t>
-      </w:r>
-      <w:proofErr w:type="spellStart"/>
-      <w:r>
-        <w:rPr>
-          <w:sz w:val="20"/>
-          <w:szCs w:val="20"/>
-        </w:rPr>
-        <w:t>mục</w:t>
-      </w:r>
-      <w:proofErr w:type="spellEnd"/>
-      <w:r>
-        <w:rPr>
-          <w:sz w:val="20"/>
-          <w:szCs w:val="20"/>
-        </w:rPr>
-        <w:t xml:space="preserve"> </w:t>
-      </w:r>
-      <w:proofErr w:type="spellStart"/>
-      <w:r>
-        <w:rPr>
-          <w:sz w:val="20"/>
-          <w:szCs w:val="20"/>
-        </w:rPr>
-        <w:t>đích</w:t>
-      </w:r>
-      <w:proofErr w:type="spellEnd"/>
-      <w:r>
-        <w:rPr>
-          <w:sz w:val="20"/>
-          <w:szCs w:val="20"/>
-        </w:rPr>
-        <w:t xml:space="preserve"> </w:t>
-      </w:r>
-      <w:proofErr w:type="spellStart"/>
-      <w:r>
-        <w:rPr>
-          <w:sz w:val="20"/>
-          <w:szCs w:val="20"/>
-        </w:rPr>
-        <w:t>xấu</w:t>
-      </w:r>
-      <w:proofErr w:type="spellEnd"/>
-      <w:r>
-        <w:rPr>
-          <w:sz w:val="20"/>
-          <w:szCs w:val="20"/>
-        </w:rPr>
-        <w:t xml:space="preserve">. Sinh </w:t>
-      </w:r>
-      <w:proofErr w:type="spellStart"/>
-      <w:r>
-        <w:rPr>
-          <w:sz w:val="20"/>
-          <w:szCs w:val="20"/>
-        </w:rPr>
-        <w:t>viên</w:t>
-      </w:r>
-      <w:proofErr w:type="spellEnd"/>
-      <w:r>
-        <w:rPr>
-          <w:sz w:val="20"/>
-          <w:szCs w:val="20"/>
-        </w:rPr>
-        <w:t xml:space="preserve"> </w:t>
-      </w:r>
-      <w:proofErr w:type="spellStart"/>
-      <w:r>
-        <w:rPr>
-          <w:sz w:val="20"/>
-          <w:szCs w:val="20"/>
-        </w:rPr>
-        <w:t>chỉ</w:t>
-      </w:r>
-      <w:proofErr w:type="spellEnd"/>
-      <w:r>
-        <w:rPr>
-          <w:sz w:val="20"/>
-          <w:szCs w:val="20"/>
-        </w:rPr>
-        <w:t xml:space="preserve"> </w:t>
-      </w:r>
-      <w:proofErr w:type="spellStart"/>
-      <w:r>
-        <w:rPr>
-          <w:sz w:val="20"/>
-          <w:szCs w:val="20"/>
-        </w:rPr>
-        <w:t>quét</w:t>
-      </w:r>
-      <w:proofErr w:type="spellEnd"/>
-      <w:r>
-        <w:rPr>
-          <w:sz w:val="20"/>
-          <w:szCs w:val="20"/>
-        </w:rPr>
-        <w:t xml:space="preserve"> </w:t>
-      </w:r>
-      <w:proofErr w:type="spellStart"/>
-      <w:r>
-        <w:rPr>
-          <w:sz w:val="20"/>
-          <w:szCs w:val="20"/>
-        </w:rPr>
-        <w:t>các</w:t>
-      </w:r>
-      <w:proofErr w:type="spellEnd"/>
-      <w:r>
-        <w:rPr>
-          <w:sz w:val="20"/>
-          <w:szCs w:val="20"/>
-        </w:rPr>
-        <w:t xml:space="preserve"> </w:t>
-      </w:r>
-      <w:proofErr w:type="spellStart"/>
-      <w:r>
-        <w:rPr>
-          <w:sz w:val="20"/>
-          <w:szCs w:val="20"/>
-        </w:rPr>
-        <w:t>máy</w:t>
-      </w:r>
-      <w:proofErr w:type="spellEnd"/>
-      <w:r>
-        <w:rPr>
-          <w:sz w:val="20"/>
-          <w:szCs w:val="20"/>
-        </w:rPr>
-        <w:t xml:space="preserve"> </w:t>
-      </w:r>
-      <w:proofErr w:type="spellStart"/>
-      <w:r>
-        <w:rPr>
-          <w:sz w:val="20"/>
-          <w:szCs w:val="20"/>
-        </w:rPr>
-        <w:t>ảo</w:t>
-      </w:r>
-      <w:proofErr w:type="spellEnd"/>
-      <w:r>
-        <w:rPr>
-          <w:sz w:val="20"/>
-          <w:szCs w:val="20"/>
-        </w:rPr>
-        <w:t xml:space="preserve"> do </w:t>
-      </w:r>
-      <w:proofErr w:type="spellStart"/>
-      <w:r>
-        <w:rPr>
-          <w:sz w:val="20"/>
-          <w:szCs w:val="20"/>
-        </w:rPr>
-        <w:t>chính</w:t>
-      </w:r>
-      <w:proofErr w:type="spellEnd"/>
-      <w:r>
-        <w:rPr>
-          <w:sz w:val="20"/>
-          <w:szCs w:val="20"/>
-        </w:rPr>
-        <w:t xml:space="preserve"> </w:t>
-      </w:r>
-      <w:proofErr w:type="spellStart"/>
-      <w:r>
-        <w:rPr>
-          <w:sz w:val="20"/>
-          <w:szCs w:val="20"/>
-        </w:rPr>
-        <w:t>mình</w:t>
-      </w:r>
-      <w:proofErr w:type="spellEnd"/>
-      <w:r>
-        <w:rPr>
-          <w:sz w:val="20"/>
-          <w:szCs w:val="20"/>
-        </w:rPr>
-        <w:t xml:space="preserve"> </w:t>
-      </w:r>
-      <w:proofErr w:type="spellStart"/>
-      <w:r>
-        <w:rPr>
-          <w:sz w:val="20"/>
-          <w:szCs w:val="20"/>
-        </w:rPr>
-        <w:t>dựng</w:t>
-      </w:r>
-      <w:proofErr w:type="spellEnd"/>
-      <w:r>
-        <w:rPr>
-          <w:sz w:val="20"/>
-          <w:szCs w:val="20"/>
-        </w:rPr>
-        <w:t xml:space="preserve"> </w:t>
-      </w:r>
-      <w:proofErr w:type="spellStart"/>
-      <w:r>
-        <w:rPr>
-          <w:sz w:val="20"/>
-          <w:szCs w:val="20"/>
-        </w:rPr>
-        <w:t>trong</w:t>
-      </w:r>
-      <w:proofErr w:type="spellEnd"/>
-      <w:r>
-        <w:rPr>
-          <w:sz w:val="20"/>
-          <w:szCs w:val="20"/>
-        </w:rPr>
-        <w:t xml:space="preserve"> </w:t>
-      </w:r>
-      <w:proofErr w:type="spellStart"/>
-      <w:r>
-        <w:rPr>
-          <w:sz w:val="20"/>
-          <w:szCs w:val="20"/>
-        </w:rPr>
-        <w:t>mạng</w:t>
-      </w:r>
-      <w:proofErr w:type="spellEnd"/>
-      <w:r>
-        <w:rPr>
-          <w:sz w:val="20"/>
-          <w:szCs w:val="20"/>
-        </w:rPr>
-        <w:t xml:space="preserve"> Host-Only. </w:t>
-      </w:r>
-      <w:proofErr w:type="spellStart"/>
-      <w:r>
-        <w:rPr>
-          <w:sz w:val="20"/>
-          <w:szCs w:val="20"/>
-        </w:rPr>
-        <w:t>Không</w:t>
-      </w:r>
-      <w:proofErr w:type="spellEnd"/>
-      <w:r>
-        <w:rPr>
-          <w:sz w:val="20"/>
-          <w:szCs w:val="20"/>
-        </w:rPr>
-        <w:t xml:space="preserve"> </w:t>
-      </w:r>
-      <w:proofErr w:type="spellStart"/>
-      <w:r>
-        <w:rPr>
-          <w:sz w:val="20"/>
-          <w:szCs w:val="20"/>
-        </w:rPr>
-        <w:t>quét</w:t>
-      </w:r>
-      <w:proofErr w:type="spellEnd"/>
-      <w:r>
-        <w:rPr>
-          <w:sz w:val="20"/>
-          <w:szCs w:val="20"/>
-        </w:rPr>
-        <w:t xml:space="preserve"> IP/</w:t>
-      </w:r>
-      <w:proofErr w:type="spellStart"/>
-      <w:r>
-        <w:rPr>
-          <w:sz w:val="20"/>
-          <w:szCs w:val="20"/>
-        </w:rPr>
-        <w:t>tên</w:t>
-      </w:r>
-      <w:proofErr w:type="spellEnd"/>
-      <w:r>
-        <w:rPr>
-          <w:sz w:val="20"/>
-          <w:szCs w:val="20"/>
-        </w:rPr>
-        <w:t xml:space="preserve"> </w:t>
-      </w:r>
-      <w:proofErr w:type="spellStart"/>
-      <w:r>
-        <w:rPr>
-          <w:sz w:val="20"/>
-          <w:szCs w:val="20"/>
-        </w:rPr>
-        <w:t>miền</w:t>
-      </w:r>
-      <w:proofErr w:type="spellEnd"/>
-      <w:r>
-        <w:rPr>
-          <w:sz w:val="20"/>
-          <w:szCs w:val="20"/>
-        </w:rPr>
-        <w:t xml:space="preserve"> </w:t>
-      </w:r>
-      <w:proofErr w:type="spellStart"/>
-      <w:r>
-        <w:rPr>
-          <w:sz w:val="20"/>
-          <w:szCs w:val="20"/>
-        </w:rPr>
-        <w:t>bên</w:t>
-      </w:r>
-      <w:proofErr w:type="spellEnd"/>
-      <w:r>
-        <w:rPr>
-          <w:sz w:val="20"/>
-          <w:szCs w:val="20"/>
-        </w:rPr>
-        <w:t xml:space="preserve"> </w:t>
-      </w:r>
-      <w:proofErr w:type="spellStart"/>
-      <w:r>
-        <w:rPr>
-          <w:sz w:val="20"/>
-          <w:szCs w:val="20"/>
-        </w:rPr>
-        <w:t>ngoài</w:t>
-      </w:r>
-      <w:proofErr w:type="spellEnd"/>
-      <w:r>
-        <w:rPr>
-          <w:sz w:val="20"/>
-          <w:szCs w:val="20"/>
-        </w:rPr>
-        <w:t xml:space="preserve"> </w:t>
-      </w:r>
-      <w:proofErr w:type="spellStart"/>
-      <w:r>
-        <w:rPr>
-          <w:sz w:val="20"/>
-          <w:szCs w:val="20"/>
-        </w:rPr>
-        <w:t>nếu</w:t>
-      </w:r>
-      <w:proofErr w:type="spellEnd"/>
-      <w:r>
-        <w:rPr>
-          <w:sz w:val="20"/>
-          <w:szCs w:val="20"/>
-        </w:rPr>
-        <w:t xml:space="preserve"> </w:t>
-      </w:r>
-      <w:proofErr w:type="spellStart"/>
-      <w:r>
-        <w:rPr>
-          <w:sz w:val="20"/>
-          <w:szCs w:val="20"/>
-        </w:rPr>
-        <w:t>không</w:t>
-      </w:r>
-      <w:proofErr w:type="spellEnd"/>
-      <w:r>
-        <w:rPr>
-          <w:sz w:val="20"/>
-          <w:szCs w:val="20"/>
-        </w:rPr>
-        <w:t xml:space="preserve"> </w:t>
-      </w:r>
-      <w:proofErr w:type="spellStart"/>
-      <w:r>
-        <w:rPr>
-          <w:sz w:val="20"/>
-          <w:szCs w:val="20"/>
-        </w:rPr>
-        <w:t>có</w:t>
-      </w:r>
-      <w:proofErr w:type="spellEnd"/>
-      <w:r>
-        <w:rPr>
-          <w:sz w:val="20"/>
-          <w:szCs w:val="20"/>
-        </w:rPr>
-        <w:t xml:space="preserve"> </w:t>
-      </w:r>
-      <w:proofErr w:type="spellStart"/>
-      <w:r>
-        <w:rPr>
-          <w:sz w:val="20"/>
-          <w:szCs w:val="20"/>
-        </w:rPr>
-        <w:t>ủy</w:t>
-      </w:r>
-      <w:proofErr w:type="spellEnd"/>
-      <w:r>
-        <w:rPr>
-          <w:sz w:val="20"/>
-          <w:szCs w:val="20"/>
-        </w:rPr>
-        <w:t xml:space="preserve"> </w:t>
-      </w:r>
-      <w:proofErr w:type="spellStart"/>
-      <w:r>
-        <w:rPr>
-          <w:sz w:val="20"/>
-          <w:szCs w:val="20"/>
-        </w:rPr>
-        <w:t>quyền</w:t>
-      </w:r>
-      <w:proofErr w:type="spellEnd"/>
-      <w:r>
-        <w:rPr>
-          <w:sz w:val="20"/>
-          <w:szCs w:val="20"/>
-        </w:rPr>
-        <w:t>.</w:t>
+        <w:t xml:space="preserve"> </w:t>
+      </w:r>
+      <w:proofErr w:type="spellStart"/>
+      <w:r>
+        <w:t>kiểm</w:t>
+      </w:r>
+      <w:proofErr w:type="spellEnd"/>
+      <w:r>
+        <w:t xml:space="preserve"> </w:t>
+      </w:r>
+      <w:proofErr w:type="spellStart"/>
+      <w:r>
+        <w:t>soát</w:t>
+      </w:r>
+      <w:proofErr w:type="spellEnd"/>
+      <w:r>
+        <w:t xml:space="preserve"> ......................................................................... 8</w:t>
+      </w:r>
+    </w:p>
+    <w:p>
+      <w:pPr>
+        <w:spacing w:after="60"/>
+      </w:pPr>
+      <w:r>
+        <w:t xml:space="preserve">8. </w:t>
+      </w:r>
+      <w:proofErr w:type="spellStart"/>
+      <w:r>
+        <w:t>Nhận</w:t>
+      </w:r>
+      <w:proofErr w:type="spellEnd"/>
+      <w:r>
+        <w:t xml:space="preserve"> </w:t>
+      </w:r>
+      <w:proofErr w:type="spellStart"/>
+      <w:r>
+        <w:t>diện</w:t>
+      </w:r>
+      <w:proofErr w:type="spellEnd"/>
+      <w:r>
+        <w:t xml:space="preserve"> </w:t>
+      </w:r>
+      <w:proofErr w:type="spellStart"/>
+      <w:r>
+        <w:t>dịch</w:t>
+      </w:r>
+      <w:proofErr w:type="spellEnd"/>
+      <w:r>
+        <w:t xml:space="preserve"> </w:t>
+      </w:r>
+      <w:proofErr w:type="spellStart"/>
+      <w:r>
+        <w:t>vụ</w:t>
+      </w:r>
+      <w:proofErr w:type="spellEnd"/>
+      <w:r>
+        <w:t xml:space="preserve"> </w:t>
+      </w:r>
+      <w:proofErr w:type="spellStart"/>
+      <w:r>
+        <w:t>và</w:t>
+      </w:r>
+      <w:proofErr w:type="spellEnd"/>
+      <w:r>
+        <w:t xml:space="preserve"> </w:t>
+      </w:r>
+      <w:proofErr w:type="spellStart"/>
+      <w:r>
+        <w:t>hệ</w:t>
+      </w:r>
+      <w:proofErr w:type="spellEnd"/>
+      <w:r>
+        <w:t xml:space="preserve"> </w:t>
+      </w:r>
+      <w:proofErr w:type="spellStart"/>
+      <w:r>
+        <w:t>điều</w:t>
+      </w:r>
+      <w:proofErr w:type="spellEnd"/>
+      <w:r>
+        <w:t xml:space="preserve"> </w:t>
+      </w:r>
+      <w:proofErr w:type="spellStart"/>
+      <w:r>
+        <w:t>hành</w:t>
+      </w:r>
+      <w:proofErr w:type="spellEnd"/>
+      <w:r>
+        <w:t xml:space="preserve"> ....................................................... 8</w:t>
+      </w:r>
+    </w:p>
+    <w:p>
+      <w:pPr>
+        <w:spacing w:after="60"/>
+      </w:pPr>
+      <w:r>
+        <w:t xml:space="preserve">9. NSE – </w:t>
+      </w:r>
+      <w:proofErr w:type="spellStart"/>
+      <w:r>
+        <w:t>Kiểm</w:t>
+      </w:r>
+      <w:proofErr w:type="spellEnd"/>
+      <w:r>
+        <w:t xml:space="preserve"> </w:t>
+      </w:r>
+      <w:proofErr w:type="spellStart"/>
+      <w:r>
+        <w:t>tra</w:t>
+      </w:r>
+      <w:proofErr w:type="spellEnd"/>
+      <w:r>
+        <w:t xml:space="preserve"> </w:t>
+      </w:r>
+      <w:proofErr w:type="spellStart"/>
+      <w:r>
+        <w:t>thông</w:t>
+      </w:r>
+      <w:proofErr w:type="spellEnd"/>
+      <w:r>
+        <w:t xml:space="preserve"> tin </w:t>
+      </w:r>
+      <w:proofErr w:type="spellStart"/>
+      <w:r>
+        <w:t>và</w:t>
+      </w:r>
+      <w:proofErr w:type="spellEnd"/>
+      <w:r>
+        <w:t xml:space="preserve"> </w:t>
+      </w:r>
+      <w:proofErr w:type="spellStart"/>
+      <w:r>
+        <w:t>lỗ</w:t>
+      </w:r>
+      <w:proofErr w:type="spellEnd"/>
+      <w:r>
+        <w:t xml:space="preserve"> </w:t>
+      </w:r>
+      <w:proofErr w:type="spellStart"/>
+      <w:r>
+        <w:t>hổng</w:t>
+      </w:r>
+      <w:proofErr w:type="spellEnd"/>
+      <w:r>
+        <w:t xml:space="preserve"> SMB ........................................... 10</w:t>
+      </w:r>
+    </w:p>
+    <w:p>
+      <w:pPr>
+        <w:spacing w:after="60"/>
+      </w:pPr>
+      <w:r>
+        <w:t xml:space="preserve">10. </w:t>
+      </w:r>
+      <w:proofErr w:type="spellStart"/>
+      <w:r>
+        <w:t>Xuất</w:t>
+      </w:r>
+      <w:proofErr w:type="spellEnd"/>
+      <w:r>
+        <w:t xml:space="preserve"> </w:t>
+      </w:r>
+      <w:proofErr w:type="spellStart"/>
+      <w:r>
+        <w:t>kết</w:t>
+      </w:r>
+      <w:proofErr w:type="spellEnd"/>
+      <w:r>
+        <w:t xml:space="preserve"> </w:t>
+      </w:r>
+      <w:proofErr w:type="spellStart"/>
+      <w:r>
+        <w:t>quả</w:t>
+      </w:r>
+      <w:proofErr w:type="spellEnd"/>
+      <w:r>
+        <w:t xml:space="preserve"> </w:t>
+      </w:r>
+      <w:proofErr w:type="spellStart"/>
+      <w:r>
+        <w:t>và</w:t>
+      </w:r>
+      <w:proofErr w:type="spellEnd"/>
+      <w:r>
+        <w:t xml:space="preserve"> </w:t>
+      </w:r>
+      <w:proofErr w:type="spellStart"/>
+      <w:r>
+        <w:t>tạo</w:t>
+      </w:r>
+      <w:proofErr w:type="spellEnd"/>
+      <w:r>
+        <w:t xml:space="preserve"> </w:t>
+      </w:r>
+      <w:proofErr w:type="spellStart"/>
+      <w:r>
+        <w:t>hồ</w:t>
+      </w:r>
+      <w:proofErr w:type="spellEnd"/>
+      <w:r>
+        <w:t xml:space="preserve"> </w:t>
+      </w:r>
+      <w:proofErr w:type="spellStart"/>
+      <w:r>
+        <w:t>sơ</w:t>
+      </w:r>
+      <w:proofErr w:type="spellEnd"/>
+      <w:r>
+        <w:t xml:space="preserve"> </w:t>
+      </w:r>
+      <w:proofErr w:type="spellStart"/>
+      <w:r>
+        <w:t>bằng</w:t>
+      </w:r>
+      <w:proofErr w:type="spellEnd"/>
+      <w:r>
+        <w:t xml:space="preserve"> </w:t>
+      </w:r>
+      <w:proofErr w:type="spellStart"/>
+      <w:r>
+        <w:t>chứng</w:t>
+      </w:r>
+      <w:proofErr w:type="spellEnd"/>
+      <w:r>
+        <w:t xml:space="preserve"> ................................................ 11</w:t>
+      </w:r>
+    </w:p>
+    <w:p>
+      <w:pPr>
+        <w:spacing w:after="60"/>
+      </w:pPr>
+      <w:r>
+        <w:t xml:space="preserve">11. </w:t>
+      </w:r>
+      <w:proofErr w:type="spellStart"/>
+      <w:r>
+        <w:t>Tình</w:t>
+      </w:r>
+      <w:proofErr w:type="spellEnd"/>
+      <w:r>
+        <w:t xml:space="preserve"> </w:t>
+      </w:r>
+      <w:proofErr w:type="spellStart"/>
+      <w:r>
+        <w:t>huống</w:t>
+      </w:r>
+      <w:proofErr w:type="spellEnd"/>
+      <w:r>
+        <w:t xml:space="preserve"> – </w:t>
+      </w:r>
+      <w:proofErr w:type="spellStart"/>
+      <w:r>
+        <w:t>Trước</w:t>
+      </w:r>
+      <w:proofErr w:type="spellEnd"/>
+      <w:r>
+        <w:t xml:space="preserve"> </w:t>
+      </w:r>
+      <w:proofErr w:type="spellStart"/>
+      <w:r>
+        <w:t>và</w:t>
+      </w:r>
+      <w:proofErr w:type="spellEnd"/>
+      <w:r>
+        <w:t xml:space="preserve"> </w:t>
+      </w:r>
+      <w:proofErr w:type="spellStart"/>
+      <w:r>
+        <w:t>sau</w:t>
+      </w:r>
+      <w:proofErr w:type="spellEnd"/>
+      <w:r>
+        <w:t xml:space="preserve"> </w:t>
+      </w:r>
+      <w:proofErr w:type="spellStart"/>
+      <w:r>
+        <w:t>khi</w:t>
+      </w:r>
+      <w:proofErr w:type="spellEnd"/>
+      <w:r>
+        <w:t xml:space="preserve"> hardening .......................................... 12</w:t>
+      </w:r>
+    </w:p>
+    <w:p>
+      <w:pPr>
+        <w:spacing w:after="60"/>
+      </w:pPr>
+      <w:r>
+        <w:t xml:space="preserve">12. </w:t>
+      </w:r>
+      <w:proofErr w:type="spellStart"/>
+      <w:r>
+        <w:t>Câu</w:t>
+      </w:r>
+      <w:proofErr w:type="spellEnd"/>
+      <w:r>
+        <w:t xml:space="preserve"> </w:t>
+      </w:r>
+      <w:proofErr w:type="spellStart"/>
+      <w:r>
+        <w:t>hỏi</w:t>
+      </w:r>
+      <w:proofErr w:type="spellEnd"/>
+      <w:r>
+        <w:t xml:space="preserve"> </w:t>
+      </w:r>
+      <w:proofErr w:type="spellStart"/>
+      <w:r>
+        <w:t>phân</w:t>
+      </w:r>
+      <w:proofErr w:type="spellEnd"/>
+      <w:r>
+        <w:t xml:space="preserve"> </w:t>
+      </w:r>
+      <w:proofErr w:type="spellStart"/>
+      <w:r>
+        <w:t>tích</w:t>
+      </w:r>
+      <w:proofErr w:type="spellEnd"/>
+      <w:r>
+        <w:t xml:space="preserve"> ................................................................................ 13</w:t>
+      </w:r>
+    </w:p>
+    <w:p>
+      <w:pPr>
+        <w:spacing w:after="60"/>
+      </w:pPr>
+      <w:r>
+        <w:t xml:space="preserve">13. </w:t>
+      </w:r>
+      <w:proofErr w:type="spellStart"/>
+      <w:r>
+        <w:t>Kết</w:t>
+      </w:r>
+      <w:proofErr w:type="spellEnd"/>
+      <w:r>
+        <w:t xml:space="preserve"> </w:t>
+      </w:r>
+      <w:proofErr w:type="spellStart"/>
+      <w:r>
+        <w:t>luận</w:t>
+      </w:r>
+      <w:proofErr w:type="spellEnd"/>
+      <w:r>
+        <w:t xml:space="preserve"> </w:t>
+      </w:r>
+      <w:proofErr w:type="spellStart"/>
+      <w:r>
+        <w:t>và</w:t>
+      </w:r>
+      <w:proofErr w:type="spellEnd"/>
+      <w:r>
+        <w:t xml:space="preserve"> cam </w:t>
+      </w:r>
+      <w:proofErr w:type="spellStart"/>
+      <w:r>
+        <w:t>kết</w:t>
+      </w:r>
+      <w:proofErr w:type="spellEnd"/>
+      <w:r>
+        <w:t xml:space="preserve"> ............................................................................. 16</w:t>
+      </w:r>
+    </w:p>
+    <w:p>
+      <w:pPr>
+        <w:spacing w:after="60"/>
+      </w:pPr>
+      <w:r>
+        <w:t xml:space="preserve">Tài </w:t>
+      </w:r>
+      <w:proofErr w:type="spellStart"/>
+      <w:r>
+        <w:t>liệu</w:t>
+      </w:r>
+      <w:proofErr w:type="spellEnd"/>
+      <w:r>
+        <w:t xml:space="preserve"> </w:t>
+      </w:r>
+      <w:proofErr w:type="spellStart"/>
+      <w:r>
+        <w:t>tham</w:t>
+      </w:r>
+      <w:proofErr w:type="spellEnd"/>
+      <w:r>
+        <w:t xml:space="preserve"> </w:t>
+      </w:r>
+      <w:proofErr w:type="spellStart"/>
+      <w:r>
+        <w:t>khảo</w:t>
+      </w:r>
+      <w:proofErr w:type="spellEnd"/>
+      <w:r>
+        <w:t xml:space="preserve"> ...................................................................................... 16</w:t>
       </w:r>
     </w:p>
     <w:p>
@@ -1701,771 +1702,6 @@
         <w:pStyle w:val="Heading1"/>
       </w:pPr>
       <w:r>
-        <w:t>MỤC LỤC</w:t>
-      </w:r>
-    </w:p>
-    <w:p>
-      <w:pPr>
-        <w:spacing w:after="60"/>
-      </w:pPr>
-      <w:r>
-        <w:t xml:space="preserve">1. </w:t>
-      </w:r>
-      <w:proofErr w:type="spellStart"/>
-      <w:r>
-        <w:t>Mục</w:t>
-      </w:r>
-      <w:proofErr w:type="spellEnd"/>
-      <w:r>
-        <w:t xml:space="preserve"> </w:t>
-      </w:r>
-      <w:proofErr w:type="spellStart"/>
-      <w:r>
-        <w:t>tiêu</w:t>
-      </w:r>
-      <w:proofErr w:type="spellEnd"/>
-      <w:r>
-        <w:t xml:space="preserve">, </w:t>
-      </w:r>
-      <w:proofErr w:type="spellStart"/>
-      <w:r>
-        <w:t>phạm</w:t>
-      </w:r>
-      <w:proofErr w:type="spellEnd"/>
-      <w:r>
-        <w:t xml:space="preserve"> vi </w:t>
-      </w:r>
-      <w:proofErr w:type="spellStart"/>
-      <w:r>
-        <w:t>và</w:t>
-      </w:r>
-      <w:proofErr w:type="spellEnd"/>
-      <w:r>
-        <w:t xml:space="preserve"> </w:t>
-      </w:r>
-      <w:proofErr w:type="spellStart"/>
-      <w:r>
-        <w:t>quy</w:t>
-      </w:r>
-      <w:proofErr w:type="spellEnd"/>
-      <w:r>
-        <w:t xml:space="preserve"> </w:t>
-      </w:r>
-      <w:proofErr w:type="spellStart"/>
-      <w:r>
-        <w:t>định</w:t>
-      </w:r>
-      <w:proofErr w:type="spellEnd"/>
-      <w:r>
-        <w:t xml:space="preserve"> </w:t>
-      </w:r>
-      <w:proofErr w:type="spellStart"/>
-      <w:r>
-        <w:t>thực</w:t>
-      </w:r>
-      <w:proofErr w:type="spellEnd"/>
-      <w:r>
-        <w:t xml:space="preserve"> </w:t>
-      </w:r>
-      <w:proofErr w:type="spellStart"/>
-      <w:r>
-        <w:t>hành</w:t>
-      </w:r>
-      <w:proofErr w:type="spellEnd"/>
-      <w:r>
-        <w:t xml:space="preserve"> ................................................ 3</w:t>
-      </w:r>
-    </w:p>
-    <w:p>
-      <w:pPr>
-        <w:spacing w:after="60"/>
-      </w:pPr>
-      <w:r>
-        <w:t xml:space="preserve">2. Cài </w:t>
-      </w:r>
-      <w:proofErr w:type="spellStart"/>
-      <w:r>
-        <w:t>đặt</w:t>
-      </w:r>
-      <w:proofErr w:type="spellEnd"/>
-      <w:r>
-        <w:t xml:space="preserve"> Nmap </w:t>
-      </w:r>
-      <w:proofErr w:type="spellStart"/>
-      <w:r>
-        <w:t>trên</w:t>
-      </w:r>
-      <w:proofErr w:type="spellEnd"/>
-      <w:r>
-        <w:t xml:space="preserve"> Windows 10/11 ......................................................... 3</w:t>
-      </w:r>
-    </w:p>
-    <w:p>
-      <w:pPr>
-        <w:spacing w:after="60"/>
-      </w:pPr>
-      <w:r>
-        <w:t xml:space="preserve">3. Cài </w:t>
-      </w:r>
-      <w:proofErr w:type="spellStart"/>
-      <w:r>
-        <w:t>đặt</w:t>
-      </w:r>
-      <w:proofErr w:type="spellEnd"/>
-      <w:r>
-        <w:t xml:space="preserve"> Nmap </w:t>
-      </w:r>
-      <w:proofErr w:type="spellStart"/>
-      <w:r>
-        <w:t>trên</w:t>
-      </w:r>
-      <w:proofErr w:type="spellEnd"/>
-      <w:r>
-        <w:t xml:space="preserve"> Kali Linux ................................................................. 4</w:t>
-      </w:r>
-    </w:p>
-    <w:p>
-      <w:pPr>
-        <w:spacing w:after="60"/>
-      </w:pPr>
-      <w:r>
-        <w:t xml:space="preserve">4. </w:t>
-      </w:r>
-      <w:proofErr w:type="spellStart"/>
-      <w:r>
-        <w:t>Dựng</w:t>
-      </w:r>
-      <w:proofErr w:type="spellEnd"/>
-      <w:r>
-        <w:t xml:space="preserve"> </w:t>
-      </w:r>
-      <w:proofErr w:type="spellStart"/>
-      <w:r>
-        <w:t>môi</w:t>
-      </w:r>
-      <w:proofErr w:type="spellEnd"/>
-      <w:r>
-        <w:t xml:space="preserve"> </w:t>
-      </w:r>
-      <w:proofErr w:type="spellStart"/>
-      <w:r>
-        <w:t>trường</w:t>
-      </w:r>
-      <w:proofErr w:type="spellEnd"/>
-      <w:r>
-        <w:t xml:space="preserve"> </w:t>
-      </w:r>
-      <w:proofErr w:type="spellStart"/>
-      <w:r>
-        <w:t>máy</w:t>
-      </w:r>
-      <w:proofErr w:type="spellEnd"/>
-      <w:r>
-        <w:t xml:space="preserve"> </w:t>
-      </w:r>
-      <w:proofErr w:type="spellStart"/>
-      <w:r>
-        <w:t>ảo</w:t>
-      </w:r>
-      <w:proofErr w:type="spellEnd"/>
-      <w:r>
-        <w:t xml:space="preserve"> an </w:t>
-      </w:r>
-      <w:proofErr w:type="spellStart"/>
-      <w:r>
-        <w:t>toàn</w:t>
-      </w:r>
-      <w:proofErr w:type="spellEnd"/>
-      <w:r>
-        <w:t xml:space="preserve"> ........................................................... 4</w:t>
-      </w:r>
-    </w:p>
-    <w:p>
-      <w:pPr>
-        <w:spacing w:after="60"/>
-      </w:pPr>
-      <w:r>
-        <w:t xml:space="preserve">5. </w:t>
-      </w:r>
-      <w:proofErr w:type="spellStart"/>
-      <w:r>
-        <w:t>Tình</w:t>
-      </w:r>
-      <w:proofErr w:type="spellEnd"/>
-      <w:r>
-        <w:t xml:space="preserve"> </w:t>
-      </w:r>
-      <w:proofErr w:type="spellStart"/>
-      <w:r>
-        <w:t>huống</w:t>
-      </w:r>
-      <w:proofErr w:type="spellEnd"/>
-      <w:r>
-        <w:t xml:space="preserve"> </w:t>
-      </w:r>
-      <w:proofErr w:type="spellStart"/>
-      <w:r>
-        <w:t>giả</w:t>
-      </w:r>
-      <w:proofErr w:type="spellEnd"/>
-      <w:r>
-        <w:t xml:space="preserve"> </w:t>
-      </w:r>
-      <w:proofErr w:type="spellStart"/>
-      <w:r>
-        <w:t>lập</w:t>
-      </w:r>
-      <w:proofErr w:type="spellEnd"/>
-      <w:r>
-        <w:t xml:space="preserve">: </w:t>
-      </w:r>
-      <w:proofErr w:type="spellStart"/>
-      <w:r>
-        <w:t>Rà</w:t>
-      </w:r>
-      <w:proofErr w:type="spellEnd"/>
-      <w:r>
-        <w:t xml:space="preserve"> </w:t>
-      </w:r>
-      <w:proofErr w:type="spellStart"/>
-      <w:r>
-        <w:t>soát</w:t>
-      </w:r>
-      <w:proofErr w:type="spellEnd"/>
-      <w:r>
-        <w:t xml:space="preserve"> an </w:t>
-      </w:r>
-      <w:proofErr w:type="spellStart"/>
-      <w:r>
-        <w:t>toàn</w:t>
-      </w:r>
-      <w:proofErr w:type="spellEnd"/>
-      <w:r>
-        <w:t xml:space="preserve"> </w:t>
-      </w:r>
-      <w:proofErr w:type="spellStart"/>
-      <w:r>
-        <w:t>mạng</w:t>
-      </w:r>
-      <w:proofErr w:type="spellEnd"/>
-      <w:r>
-        <w:t xml:space="preserve"> </w:t>
-      </w:r>
-      <w:proofErr w:type="spellStart"/>
-      <w:r>
-        <w:t>nội</w:t>
-      </w:r>
-      <w:proofErr w:type="spellEnd"/>
-      <w:r>
-        <w:t xml:space="preserve"> </w:t>
-      </w:r>
-      <w:proofErr w:type="spellStart"/>
-      <w:r>
-        <w:t>bộ</w:t>
-      </w:r>
-      <w:proofErr w:type="spellEnd"/>
-      <w:r>
-        <w:t xml:space="preserve"> ................................. 5</w:t>
-      </w:r>
-    </w:p>
-    <w:p>
-      <w:pPr>
-        <w:spacing w:after="60"/>
-      </w:pPr>
-      <w:r>
-        <w:t xml:space="preserve">6. </w:t>
-      </w:r>
-      <w:proofErr w:type="spellStart"/>
-      <w:r>
-        <w:t>Khảo</w:t>
-      </w:r>
-      <w:proofErr w:type="spellEnd"/>
-      <w:r>
-        <w:t xml:space="preserve"> </w:t>
-      </w:r>
-      <w:proofErr w:type="spellStart"/>
-      <w:r>
-        <w:t>sát</w:t>
-      </w:r>
-      <w:proofErr w:type="spellEnd"/>
-      <w:r>
-        <w:t xml:space="preserve"> </w:t>
-      </w:r>
-      <w:proofErr w:type="spellStart"/>
-      <w:r>
-        <w:t>cổng</w:t>
-      </w:r>
-      <w:proofErr w:type="spellEnd"/>
-      <w:r>
-        <w:t xml:space="preserve"> TCP </w:t>
-      </w:r>
-      <w:proofErr w:type="spellStart"/>
-      <w:r>
-        <w:t>và</w:t>
-      </w:r>
-      <w:proofErr w:type="spellEnd"/>
-      <w:r>
-        <w:t xml:space="preserve"> so </w:t>
-      </w:r>
-      <w:proofErr w:type="spellStart"/>
-      <w:r>
-        <w:t>sánh</w:t>
-      </w:r>
-      <w:proofErr w:type="spellEnd"/>
-      <w:r>
-        <w:t xml:space="preserve"> </w:t>
-      </w:r>
-      <w:proofErr w:type="spellStart"/>
-      <w:r>
-        <w:t>kỹ</w:t>
-      </w:r>
-      <w:proofErr w:type="spellEnd"/>
-      <w:r>
-        <w:t xml:space="preserve"> </w:t>
-      </w:r>
-      <w:proofErr w:type="spellStart"/>
-      <w:r>
-        <w:t>thuật</w:t>
-      </w:r>
-      <w:proofErr w:type="spellEnd"/>
-      <w:r>
-        <w:t xml:space="preserve"> </w:t>
-      </w:r>
-      <w:proofErr w:type="spellStart"/>
-      <w:r>
-        <w:t>quét</w:t>
-      </w:r>
-      <w:proofErr w:type="spellEnd"/>
-      <w:r>
-        <w:t xml:space="preserve"> ......................................... 6</w:t>
-      </w:r>
-    </w:p>
-    <w:p>
-      <w:pPr>
-        <w:spacing w:after="60"/>
-      </w:pPr>
-      <w:r>
-        <w:t xml:space="preserve">7. </w:t>
-      </w:r>
-      <w:proofErr w:type="spellStart"/>
-      <w:r>
-        <w:t>Quét</w:t>
-      </w:r>
-      <w:proofErr w:type="spellEnd"/>
-      <w:r>
-        <w:t xml:space="preserve"> UDP </w:t>
-      </w:r>
-      <w:proofErr w:type="spellStart"/>
-      <w:r>
-        <w:t>có</w:t>
-      </w:r>
-      <w:proofErr w:type="spellEnd"/>
-      <w:r>
-        <w:t xml:space="preserve"> </w:t>
-      </w:r>
-      <w:proofErr w:type="spellStart"/>
-      <w:r>
-        <w:t>kiểm</w:t>
-      </w:r>
-      <w:proofErr w:type="spellEnd"/>
-      <w:r>
-        <w:t xml:space="preserve"> </w:t>
-      </w:r>
-      <w:proofErr w:type="spellStart"/>
-      <w:r>
-        <w:t>soát</w:t>
-      </w:r>
-      <w:proofErr w:type="spellEnd"/>
-      <w:r>
-        <w:t xml:space="preserve"> ......................................................................... 8</w:t>
-      </w:r>
-    </w:p>
-    <w:p>
-      <w:pPr>
-        <w:spacing w:after="60"/>
-      </w:pPr>
-      <w:r>
-        <w:t xml:space="preserve">8. </w:t>
-      </w:r>
-      <w:proofErr w:type="spellStart"/>
-      <w:r>
-        <w:t>Nhận</w:t>
-      </w:r>
-      <w:proofErr w:type="spellEnd"/>
-      <w:r>
-        <w:t xml:space="preserve"> </w:t>
-      </w:r>
-      <w:proofErr w:type="spellStart"/>
-      <w:r>
-        <w:t>diện</w:t>
-      </w:r>
-      <w:proofErr w:type="spellEnd"/>
-      <w:r>
-        <w:t xml:space="preserve"> </w:t>
-      </w:r>
-      <w:proofErr w:type="spellStart"/>
-      <w:r>
-        <w:t>dịch</w:t>
-      </w:r>
-      <w:proofErr w:type="spellEnd"/>
-      <w:r>
-        <w:t xml:space="preserve"> </w:t>
-      </w:r>
-      <w:proofErr w:type="spellStart"/>
-      <w:r>
-        <w:t>vụ</w:t>
-      </w:r>
-      <w:proofErr w:type="spellEnd"/>
-      <w:r>
-        <w:t xml:space="preserve"> </w:t>
-      </w:r>
-      <w:proofErr w:type="spellStart"/>
-      <w:r>
-        <w:t>và</w:t>
-      </w:r>
-      <w:proofErr w:type="spellEnd"/>
-      <w:r>
-        <w:t xml:space="preserve"> </w:t>
-      </w:r>
-      <w:proofErr w:type="spellStart"/>
-      <w:r>
-        <w:t>hệ</w:t>
-      </w:r>
-      <w:proofErr w:type="spellEnd"/>
-      <w:r>
-        <w:t xml:space="preserve"> </w:t>
-      </w:r>
-      <w:proofErr w:type="spellStart"/>
-      <w:r>
-        <w:t>điều</w:t>
-      </w:r>
-      <w:proofErr w:type="spellEnd"/>
-      <w:r>
-        <w:t xml:space="preserve"> </w:t>
-      </w:r>
-      <w:proofErr w:type="spellStart"/>
-      <w:r>
-        <w:t>hành</w:t>
-      </w:r>
-      <w:proofErr w:type="spellEnd"/>
-      <w:r>
-        <w:t xml:space="preserve"> ....................................................... 8</w:t>
-      </w:r>
-    </w:p>
-    <w:p>
-      <w:pPr>
-        <w:spacing w:after="60"/>
-      </w:pPr>
-      <w:r>
-        <w:t xml:space="preserve">9. NSE – </w:t>
-      </w:r>
-      <w:proofErr w:type="spellStart"/>
-      <w:r>
-        <w:t>Kiểm</w:t>
-      </w:r>
-      <w:proofErr w:type="spellEnd"/>
-      <w:r>
-        <w:t xml:space="preserve"> </w:t>
-      </w:r>
-      <w:proofErr w:type="spellStart"/>
-      <w:r>
-        <w:t>tra</w:t>
-      </w:r>
-      <w:proofErr w:type="spellEnd"/>
-      <w:r>
-        <w:t xml:space="preserve"> </w:t>
-      </w:r>
-      <w:proofErr w:type="spellStart"/>
-      <w:r>
-        <w:t>thông</w:t>
-      </w:r>
-      <w:proofErr w:type="spellEnd"/>
-      <w:r>
-        <w:t xml:space="preserve"> tin </w:t>
-      </w:r>
-      <w:proofErr w:type="spellStart"/>
-      <w:r>
-        <w:t>và</w:t>
-      </w:r>
-      <w:proofErr w:type="spellEnd"/>
-      <w:r>
-        <w:t xml:space="preserve"> </w:t>
-      </w:r>
-      <w:proofErr w:type="spellStart"/>
-      <w:r>
-        <w:t>lỗ</w:t>
-      </w:r>
-      <w:proofErr w:type="spellEnd"/>
-      <w:r>
-        <w:t xml:space="preserve"> </w:t>
-      </w:r>
-      <w:proofErr w:type="spellStart"/>
-      <w:r>
-        <w:t>hổng</w:t>
-      </w:r>
-      <w:proofErr w:type="spellEnd"/>
-      <w:r>
-        <w:t xml:space="preserve"> SMB ........................................... 10</w:t>
-      </w:r>
-    </w:p>
-    <w:p>
-      <w:pPr>
-        <w:spacing w:after="60"/>
-      </w:pPr>
-      <w:r>
-        <w:t xml:space="preserve">10. </w:t>
-      </w:r>
-      <w:proofErr w:type="spellStart"/>
-      <w:r>
-        <w:t>Xuất</w:t>
-      </w:r>
-      <w:proofErr w:type="spellEnd"/>
-      <w:r>
-        <w:t xml:space="preserve"> </w:t>
-      </w:r>
-      <w:proofErr w:type="spellStart"/>
-      <w:r>
-        <w:t>kết</w:t>
-      </w:r>
-      <w:proofErr w:type="spellEnd"/>
-      <w:r>
-        <w:t xml:space="preserve"> </w:t>
-      </w:r>
-      <w:proofErr w:type="spellStart"/>
-      <w:r>
-        <w:t>quả</w:t>
-      </w:r>
-      <w:proofErr w:type="spellEnd"/>
-      <w:r>
-        <w:t xml:space="preserve"> </w:t>
-      </w:r>
-      <w:proofErr w:type="spellStart"/>
-      <w:r>
-        <w:t>và</w:t>
-      </w:r>
-      <w:proofErr w:type="spellEnd"/>
-      <w:r>
-        <w:t xml:space="preserve"> </w:t>
-      </w:r>
-      <w:proofErr w:type="spellStart"/>
-      <w:r>
-        <w:t>tạo</w:t>
-      </w:r>
-      <w:proofErr w:type="spellEnd"/>
-      <w:r>
-        <w:t xml:space="preserve"> </w:t>
-      </w:r>
-      <w:proofErr w:type="spellStart"/>
-      <w:r>
-        <w:t>hồ</w:t>
-      </w:r>
-      <w:proofErr w:type="spellEnd"/>
-      <w:r>
-        <w:t xml:space="preserve"> </w:t>
-      </w:r>
-      <w:proofErr w:type="spellStart"/>
-      <w:r>
-        <w:t>sơ</w:t>
-      </w:r>
-      <w:proofErr w:type="spellEnd"/>
-      <w:r>
-        <w:t xml:space="preserve"> </w:t>
-      </w:r>
-      <w:proofErr w:type="spellStart"/>
-      <w:r>
-        <w:t>bằng</w:t>
-      </w:r>
-      <w:proofErr w:type="spellEnd"/>
-      <w:r>
-        <w:t xml:space="preserve"> </w:t>
-      </w:r>
-      <w:proofErr w:type="spellStart"/>
-      <w:r>
-        <w:t>chứng</w:t>
-      </w:r>
-      <w:proofErr w:type="spellEnd"/>
-      <w:r>
-        <w:t xml:space="preserve"> ................................................ 11</w:t>
-      </w:r>
-    </w:p>
-    <w:p>
-      <w:pPr>
-        <w:spacing w:after="60"/>
-      </w:pPr>
-      <w:r>
-        <w:t xml:space="preserve">11. </w:t>
-      </w:r>
-      <w:proofErr w:type="spellStart"/>
-      <w:r>
-        <w:t>Tình</w:t>
-      </w:r>
-      <w:proofErr w:type="spellEnd"/>
-      <w:r>
-        <w:t xml:space="preserve"> </w:t>
-      </w:r>
-      <w:proofErr w:type="spellStart"/>
-      <w:r>
-        <w:t>huống</w:t>
-      </w:r>
-      <w:proofErr w:type="spellEnd"/>
-      <w:r>
-        <w:t xml:space="preserve"> – </w:t>
-      </w:r>
-      <w:proofErr w:type="spellStart"/>
-      <w:r>
-        <w:t>Trước</w:t>
-      </w:r>
-      <w:proofErr w:type="spellEnd"/>
-      <w:r>
-        <w:t xml:space="preserve"> </w:t>
-      </w:r>
-      <w:proofErr w:type="spellStart"/>
-      <w:r>
-        <w:t>và</w:t>
-      </w:r>
-      <w:proofErr w:type="spellEnd"/>
-      <w:r>
-        <w:t xml:space="preserve"> </w:t>
-      </w:r>
-      <w:proofErr w:type="spellStart"/>
-      <w:r>
-        <w:t>sau</w:t>
-      </w:r>
-      <w:proofErr w:type="spellEnd"/>
-      <w:r>
-        <w:t xml:space="preserve"> </w:t>
-      </w:r>
-      <w:proofErr w:type="spellStart"/>
-      <w:r>
-        <w:t>khi</w:t>
-      </w:r>
-      <w:proofErr w:type="spellEnd"/>
-      <w:r>
-        <w:t xml:space="preserve"> hardening .......................................... 12</w:t>
-      </w:r>
-    </w:p>
-    <w:p>
-      <w:pPr>
-        <w:spacing w:after="60"/>
-      </w:pPr>
-      <w:r>
-        <w:t xml:space="preserve">12. </w:t>
-      </w:r>
-      <w:proofErr w:type="spellStart"/>
-      <w:r>
-        <w:t>Câu</w:t>
-      </w:r>
-      <w:proofErr w:type="spellEnd"/>
-      <w:r>
-        <w:t xml:space="preserve"> </w:t>
-      </w:r>
-      <w:proofErr w:type="spellStart"/>
-      <w:r>
-        <w:t>hỏi</w:t>
-      </w:r>
-      <w:proofErr w:type="spellEnd"/>
-      <w:r>
-        <w:t xml:space="preserve"> </w:t>
-      </w:r>
-      <w:proofErr w:type="spellStart"/>
-      <w:r>
-        <w:t>phân</w:t>
-      </w:r>
-      <w:proofErr w:type="spellEnd"/>
-      <w:r>
-        <w:t xml:space="preserve"> </w:t>
-      </w:r>
-      <w:proofErr w:type="spellStart"/>
-      <w:r>
-        <w:t>tích</w:t>
-      </w:r>
-      <w:proofErr w:type="spellEnd"/>
-      <w:r>
-        <w:t xml:space="preserve"> ................................................................................ 13</w:t>
-      </w:r>
-    </w:p>
-    <w:p>
-      <w:pPr>
-        <w:spacing w:after="60"/>
-      </w:pPr>
-      <w:r>
-        <w:t xml:space="preserve">13. </w:t>
-      </w:r>
-      <w:proofErr w:type="spellStart"/>
-      <w:r>
-        <w:t>Kết</w:t>
-      </w:r>
-      <w:proofErr w:type="spellEnd"/>
-      <w:r>
-        <w:t xml:space="preserve"> </w:t>
-      </w:r>
-      <w:proofErr w:type="spellStart"/>
-      <w:r>
-        <w:t>luận</w:t>
-      </w:r>
-      <w:proofErr w:type="spellEnd"/>
-      <w:r>
-        <w:t xml:space="preserve"> </w:t>
-      </w:r>
-      <w:proofErr w:type="spellStart"/>
-      <w:r>
-        <w:t>và</w:t>
-      </w:r>
-      <w:proofErr w:type="spellEnd"/>
-      <w:r>
-        <w:t xml:space="preserve"> cam </w:t>
-      </w:r>
-      <w:proofErr w:type="spellStart"/>
-      <w:r>
-        <w:t>kết</w:t>
-      </w:r>
-      <w:proofErr w:type="spellEnd"/>
-      <w:r>
-        <w:t xml:space="preserve"> ............................................................................. 16</w:t>
-      </w:r>
-    </w:p>
-    <w:p>
-      <w:pPr>
-        <w:spacing w:after="60"/>
-      </w:pPr>
-      <w:r>
-        <w:t xml:space="preserve">Tài </w:t>
-      </w:r>
-      <w:proofErr w:type="spellStart"/>
-      <w:r>
-        <w:t>liệu</w:t>
-      </w:r>
-      <w:proofErr w:type="spellEnd"/>
-      <w:r>
-        <w:t xml:space="preserve"> </w:t>
-      </w:r>
-      <w:proofErr w:type="spellStart"/>
-      <w:r>
-        <w:t>tham</w:t>
-      </w:r>
-      <w:proofErr w:type="spellEnd"/>
-      <w:r>
-        <w:t xml:space="preserve"> </w:t>
-      </w:r>
-      <w:proofErr w:type="spellStart"/>
-      <w:r>
-        <w:t>khảo</w:t>
-      </w:r>
-      <w:proofErr w:type="spellEnd"/>
-      <w:r>
-        <w:t xml:space="preserve"> ...................................................................................... 16</w:t>
-      </w:r>
-    </w:p>
-    <w:p>
-      <w:pPr>
-        <w:pageBreakBefore/>
-      </w:pPr>
-    </w:p>
-    <w:p>
-      <w:pPr>
-        <w:pStyle w:val="Heading1"/>
-      </w:pPr>
-      <w:r>
         <w:t xml:space="preserve">1. </w:t>
       </w:r>
       <w:proofErr w:type="spellStart"/>
@@ -4674,19 +3910,11 @@
       </w:pPr>
       <w:proofErr w:type="spellStart"/>
       <w:r>
-        <w:t>kali@</w:t>
-      </w:r>
-      <w:proofErr w:type="gramStart"/>
-      <w:r>
-        <w:t>kali</w:t>
-      </w:r>
-      <w:proofErr w:type="spellEnd"/>
-      <w:r>
-        <w:t>:~</w:t>
-      </w:r>
-      <w:proofErr w:type="gramEnd"/>
-      <w:r>
-        <w:t xml:space="preserve">$ </w:t>
+        <w:t>kali@kali</w:t>
+      </w:r>
+      <w:proofErr w:type="spellEnd"/>
+      <w:r>
+        <w:t xml:space="preserve">:~$ </w:t>
       </w:r>
       <w:proofErr w:type="spellStart"/>
       <w:r>
@@ -4703,19 +3931,11 @@
       </w:pPr>
       <w:proofErr w:type="spellStart"/>
       <w:r>
-        <w:t>kali@</w:t>
-      </w:r>
-      <w:proofErr w:type="gramStart"/>
-      <w:r>
-        <w:t>kali</w:t>
-      </w:r>
-      <w:proofErr w:type="spellEnd"/>
-      <w:r>
-        <w:t>:~</w:t>
-      </w:r>
-      <w:proofErr w:type="gramEnd"/>
-      <w:r>
-        <w:t xml:space="preserve">$ </w:t>
+        <w:t>kali@kali</w:t>
+      </w:r>
+      <w:proofErr w:type="spellEnd"/>
+      <w:r>
+        <w:t xml:space="preserve">:~$ </w:t>
       </w:r>
       <w:proofErr w:type="spellStart"/>
       <w:r>
@@ -4737,19 +3957,11 @@
       </w:pPr>
       <w:proofErr w:type="spellStart"/>
       <w:r>
-        <w:t>kali@</w:t>
-      </w:r>
-      <w:proofErr w:type="gramStart"/>
-      <w:r>
-        <w:t>kali</w:t>
-      </w:r>
-      <w:proofErr w:type="spellEnd"/>
-      <w:r>
-        <w:t>:~</w:t>
-      </w:r>
-      <w:proofErr w:type="gramEnd"/>
-      <w:r>
-        <w:t xml:space="preserve">$ </w:t>
+        <w:t>kali@kali</w:t>
+      </w:r>
+      <w:proofErr w:type="spellEnd"/>
+      <w:r>
+        <w:t xml:space="preserve">:~$ </w:t>
       </w:r>
       <w:proofErr w:type="spellStart"/>
       <w:r>
@@ -4947,15 +4159,7 @@
       </w:r>
       <w:proofErr w:type="spellEnd"/>
       <w:r>
-        <w:t xml:space="preserve"> </w:t>
-      </w:r>
-      <w:proofErr w:type="spellStart"/>
-      <w:r>
-        <w:t>cá</w:t>
-      </w:r>
-      <w:proofErr w:type="spellEnd"/>
-      <w:r>
-        <w:t xml:space="preserve"> </w:t>
+        <w:t xml:space="preserve"> cá </w:t>
       </w:r>
       <w:proofErr w:type="spellStart"/>
       <w:r>
@@ -5136,12 +4340,6 @@
         <w:gridCol w:w="2838"/>
       </w:tblGrid>
       <w:tr>
-        <w:tblPrEx>
-          <w:tblCellMar>
-            <w:top w:w="0" w:type="dxa"/>
-            <w:bottom w:w="0" w:type="dxa"/>
-          </w:tblCellMar>
-        </w:tblPrEx>
         <w:tc>
           <w:tcPr>
             <w:tcW w:w="2400" w:type="dxa"/>
@@ -5362,12 +4560,6 @@
         </w:tc>
       </w:tr>
       <w:tr>
-        <w:tblPrEx>
-          <w:tblCellMar>
-            <w:top w:w="0" w:type="dxa"/>
-            <w:bottom w:w="0" w:type="dxa"/>
-          </w:tblCellMar>
-        </w:tblPrEx>
         <w:tc>
           <w:tcPr>
             <w:tcW w:w="2400" w:type="dxa"/>
@@ -5482,12 +4674,6 @@
         </w:tc>
       </w:tr>
       <w:tr>
-        <w:tblPrEx>
-          <w:tblCellMar>
-            <w:top w:w="0" w:type="dxa"/>
-            <w:bottom w:w="0" w:type="dxa"/>
-          </w:tblCellMar>
-        </w:tblPrEx>
         <w:tc>
           <w:tcPr>
             <w:tcW w:w="2400" w:type="dxa"/>
@@ -5622,12 +4808,6 @@
         </w:tc>
       </w:tr>
       <w:tr>
-        <w:tblPrEx>
-          <w:tblCellMar>
-            <w:top w:w="0" w:type="dxa"/>
-            <w:bottom w:w="0" w:type="dxa"/>
-          </w:tblCellMar>
-        </w:tblPrEx>
         <w:tc>
           <w:tcPr>
             <w:tcW w:w="2400" w:type="dxa"/>
@@ -5804,19 +4984,11 @@
       </w:pPr>
       <w:proofErr w:type="spellStart"/>
       <w:r>
-        <w:t>kali@</w:t>
-      </w:r>
-      <w:proofErr w:type="gramStart"/>
-      <w:r>
-        <w:t>kali</w:t>
-      </w:r>
-      <w:proofErr w:type="spellEnd"/>
-      <w:r>
-        <w:t>:~</w:t>
-      </w:r>
-      <w:proofErr w:type="gramEnd"/>
-      <w:r>
-        <w:t xml:space="preserve">$ </w:t>
+        <w:t>kali@kali</w:t>
+      </w:r>
+      <w:proofErr w:type="spellEnd"/>
+      <w:r>
+        <w:t xml:space="preserve">:~$ </w:t>
       </w:r>
       <w:proofErr w:type="spellStart"/>
       <w:r>
@@ -5846,19 +5018,11 @@
       </w:pPr>
       <w:proofErr w:type="spellStart"/>
       <w:r>
-        <w:t>msfadmin@</w:t>
-      </w:r>
-      <w:proofErr w:type="gramStart"/>
-      <w:r>
-        <w:t>metasploitable</w:t>
-      </w:r>
-      <w:proofErr w:type="spellEnd"/>
-      <w:r>
-        <w:t>:~</w:t>
-      </w:r>
-      <w:proofErr w:type="gramEnd"/>
-      <w:r>
-        <w:t xml:space="preserve">$ </w:t>
+        <w:t>msfadmin@metasploitable</w:t>
+      </w:r>
+      <w:proofErr w:type="spellEnd"/>
+      <w:r>
+        <w:t xml:space="preserve">:~$ </w:t>
       </w:r>
       <w:proofErr w:type="spellStart"/>
       <w:r>
@@ -5904,19 +5068,11 @@
       </w:r>
       <w:proofErr w:type="spellStart"/>
       <w:r>
-        <w:t>kali@</w:t>
-      </w:r>
-      <w:proofErr w:type="gramStart"/>
-      <w:r>
-        <w:t>kali</w:t>
-      </w:r>
-      <w:proofErr w:type="spellEnd"/>
-      <w:r>
-        <w:t>:~</w:t>
-      </w:r>
-      <w:proofErr w:type="gramEnd"/>
-      <w:r>
-        <w:t>$ ping -c 4 192.168.56.101</w:t>
+        <w:t>kali@kali</w:t>
+      </w:r>
+      <w:proofErr w:type="spellEnd"/>
+      <w:r>
+        <w:t>:~$ ping -c 4 192.168.56.101</w:t>
       </w:r>
     </w:p>
     <w:p>
@@ -6001,15 +5157,7 @@
       </w:r>
       <w:proofErr w:type="spellEnd"/>
       <w:r>
-        <w:t xml:space="preserve"> </w:t>
-      </w:r>
-      <w:proofErr w:type="spellStart"/>
-      <w:r>
-        <w:t>đã</w:t>
-      </w:r>
-      <w:proofErr w:type="spellEnd"/>
-      <w:r>
-        <w:t xml:space="preserve"> </w:t>
+        <w:t xml:space="preserve"> đã </w:t>
       </w:r>
       <w:proofErr w:type="spellStart"/>
       <w:r>
@@ -6542,19 +5690,11 @@
       </w:pPr>
       <w:proofErr w:type="spellStart"/>
       <w:r>
-        <w:t>kali@</w:t>
-      </w:r>
-      <w:proofErr w:type="gramStart"/>
-      <w:r>
-        <w:t>kali</w:t>
-      </w:r>
-      <w:proofErr w:type="spellEnd"/>
-      <w:r>
-        <w:t>:~</w:t>
-      </w:r>
-      <w:proofErr w:type="gramEnd"/>
-      <w:r>
-        <w:t xml:space="preserve">$ </w:t>
+        <w:t>kali@kali</w:t>
+      </w:r>
+      <w:proofErr w:type="spellEnd"/>
+      <w:r>
+        <w:t xml:space="preserve">:~$ </w:t>
       </w:r>
       <w:proofErr w:type="spellStart"/>
       <w:r>
@@ -6659,12 +5799,6 @@
         <w:gridCol w:w="1838"/>
       </w:tblGrid>
       <w:tr>
-        <w:tblPrEx>
-          <w:tblCellMar>
-            <w:top w:w="0" w:type="dxa"/>
-            <w:bottom w:w="0" w:type="dxa"/>
-          </w:tblCellMar>
-        </w:tblPrEx>
         <w:tc>
           <w:tcPr>
             <w:tcW w:w="800" w:type="dxa"/>
@@ -6939,12 +6073,6 @@
         </w:tc>
       </w:tr>
       <w:tr>
-        <w:tblPrEx>
-          <w:tblCellMar>
-            <w:top w:w="0" w:type="dxa"/>
-            <w:bottom w:w="0" w:type="dxa"/>
-          </w:tblCellMar>
-        </w:tblPrEx>
         <w:tc>
           <w:tcPr>
             <w:tcW w:w="800" w:type="dxa"/>
@@ -7108,12 +6236,6 @@
         </w:tc>
       </w:tr>
       <w:tr>
-        <w:tblPrEx>
-          <w:tblCellMar>
-            <w:top w:w="0" w:type="dxa"/>
-            <w:bottom w:w="0" w:type="dxa"/>
-          </w:tblCellMar>
-        </w:tblPrEx>
         <w:tc>
           <w:tcPr>
             <w:tcW w:w="800" w:type="dxa"/>
@@ -7333,12 +6455,6 @@
         </w:tc>
       </w:tr>
       <w:tr>
-        <w:tblPrEx>
-          <w:tblCellMar>
-            <w:top w:w="0" w:type="dxa"/>
-            <w:bottom w:w="0" w:type="dxa"/>
-          </w:tblCellMar>
-        </w:tblPrEx>
         <w:tc>
           <w:tcPr>
             <w:tcW w:w="800" w:type="dxa"/>
@@ -7416,23 +6532,13 @@
             <w:vAlign w:val="center"/>
           </w:tcPr>
           <w:p>
-            <w:proofErr w:type="gramStart"/>
-            <w:r>
-              <w:rPr>
-                <w:color w:val="000000"/>
-                <w:sz w:val="20"/>
-                <w:szCs w:val="20"/>
-              </w:rPr>
-              <w:t>08:00:27:…</w:t>
-            </w:r>
-            <w:proofErr w:type="gramEnd"/>
-            <w:r>
-              <w:rPr>
-                <w:color w:val="000000"/>
-                <w:sz w:val="20"/>
-                <w:szCs w:val="20"/>
-              </w:rPr>
-              <w:t xml:space="preserve"> (VirtualBox)</w:t>
+            <w:r>
+              <w:rPr>
+                <w:color w:val="000000"/>
+                <w:sz w:val="20"/>
+                <w:szCs w:val="20"/>
+              </w:rPr>
+              <w:t>08:00:27:… (VirtualBox)</w:t>
             </w:r>
           </w:p>
         </w:tc>
@@ -7775,19 +6881,11 @@
       </w:pPr>
       <w:proofErr w:type="spellStart"/>
       <w:r>
-        <w:t>kali@</w:t>
-      </w:r>
-      <w:proofErr w:type="gramStart"/>
-      <w:r>
-        <w:t>kali</w:t>
-      </w:r>
-      <w:proofErr w:type="spellEnd"/>
-      <w:r>
-        <w:t>:~</w:t>
-      </w:r>
-      <w:proofErr w:type="gramEnd"/>
-      <w:r>
-        <w:t xml:space="preserve">$ </w:t>
+        <w:t>kali@kali</w:t>
+      </w:r>
+      <w:proofErr w:type="spellEnd"/>
+      <w:r>
+        <w:t xml:space="preserve">:~$ </w:t>
       </w:r>
       <w:proofErr w:type="spellStart"/>
       <w:r>
@@ -7970,19 +7068,11 @@
       </w:pPr>
       <w:proofErr w:type="spellStart"/>
       <w:r>
-        <w:t>kali@</w:t>
-      </w:r>
-      <w:proofErr w:type="gramStart"/>
-      <w:r>
-        <w:t>kali</w:t>
-      </w:r>
-      <w:proofErr w:type="spellEnd"/>
-      <w:r>
-        <w:t>:~</w:t>
-      </w:r>
-      <w:proofErr w:type="gramEnd"/>
-      <w:r>
-        <w:t xml:space="preserve">$ </w:t>
+        <w:t>kali@kali</w:t>
+      </w:r>
+      <w:proofErr w:type="spellEnd"/>
+      <w:r>
+        <w:t xml:space="preserve">:~$ </w:t>
       </w:r>
       <w:proofErr w:type="spellStart"/>
       <w:r>
@@ -8073,12 +7163,6 @@
         <w:gridCol w:w="2438"/>
       </w:tblGrid>
       <w:tr>
-        <w:tblPrEx>
-          <w:tblCellMar>
-            <w:top w:w="0" w:type="dxa"/>
-            <w:bottom w:w="0" w:type="dxa"/>
-          </w:tblCellMar>
-        </w:tblPrEx>
         <w:tc>
           <w:tcPr>
             <w:tcW w:w="2400" w:type="dxa"/>
@@ -8289,12 +7373,6 @@
         </w:tc>
       </w:tr>
       <w:tr>
-        <w:tblPrEx>
-          <w:tblCellMar>
-            <w:top w:w="0" w:type="dxa"/>
-            <w:bottom w:w="0" w:type="dxa"/>
-          </w:tblCellMar>
-        </w:tblPrEx>
         <w:tc>
           <w:tcPr>
             <w:tcW w:w="2400" w:type="dxa"/>
@@ -8595,12 +7673,6 @@
         </w:tc>
       </w:tr>
       <w:tr>
-        <w:tblPrEx>
-          <w:tblCellMar>
-            <w:top w:w="0" w:type="dxa"/>
-            <w:bottom w:w="0" w:type="dxa"/>
-          </w:tblCellMar>
-        </w:tblPrEx>
         <w:tc>
           <w:tcPr>
             <w:tcW w:w="2400" w:type="dxa"/>
@@ -8863,12 +7935,6 @@
         </w:tc>
       </w:tr>
       <w:tr>
-        <w:tblPrEx>
-          <w:tblCellMar>
-            <w:top w:w="0" w:type="dxa"/>
-            <w:bottom w:w="0" w:type="dxa"/>
-          </w:tblCellMar>
-        </w:tblPrEx>
         <w:tc>
           <w:tcPr>
             <w:tcW w:w="2400" w:type="dxa"/>
@@ -9115,12 +8181,6 @@
         </w:tc>
       </w:tr>
       <w:tr>
-        <w:tblPrEx>
-          <w:tblCellMar>
-            <w:top w:w="0" w:type="dxa"/>
-            <w:bottom w:w="0" w:type="dxa"/>
-          </w:tblCellMar>
-        </w:tblPrEx>
         <w:tc>
           <w:tcPr>
             <w:tcW w:w="2400" w:type="dxa"/>
@@ -9411,12 +8471,6 @@
         </w:tc>
       </w:tr>
       <w:tr>
-        <w:tblPrEx>
-          <w:tblCellMar>
-            <w:top w:w="0" w:type="dxa"/>
-            <w:bottom w:w="0" w:type="dxa"/>
-          </w:tblCellMar>
-        </w:tblPrEx>
         <w:tc>
           <w:tcPr>
             <w:tcW w:w="2400" w:type="dxa"/>
@@ -9827,19 +8881,11 @@
       </w:pPr>
       <w:proofErr w:type="spellStart"/>
       <w:r>
-        <w:t>kali@</w:t>
-      </w:r>
-      <w:proofErr w:type="gramStart"/>
-      <w:r>
-        <w:t>kali</w:t>
-      </w:r>
-      <w:proofErr w:type="spellEnd"/>
-      <w:r>
-        <w:t>:~</w:t>
-      </w:r>
-      <w:proofErr w:type="gramEnd"/>
-      <w:r>
-        <w:t xml:space="preserve">$ </w:t>
+        <w:t>kali@kali</w:t>
+      </w:r>
+      <w:proofErr w:type="spellEnd"/>
+      <w:r>
+        <w:t xml:space="preserve">:~$ </w:t>
       </w:r>
       <w:proofErr w:type="spellStart"/>
       <w:r>
@@ -9872,19 +8918,11 @@
       </w:pPr>
       <w:proofErr w:type="spellStart"/>
       <w:r>
-        <w:t>kali@</w:t>
-      </w:r>
-      <w:proofErr w:type="gramStart"/>
-      <w:r>
-        <w:t>kali</w:t>
-      </w:r>
-      <w:proofErr w:type="spellEnd"/>
-      <w:r>
-        <w:t>:~</w:t>
-      </w:r>
-      <w:proofErr w:type="gramEnd"/>
-      <w:r>
-        <w:t xml:space="preserve">$ </w:t>
+        <w:t>kali@kali</w:t>
+      </w:r>
+      <w:proofErr w:type="spellEnd"/>
+      <w:r>
+        <w:t xml:space="preserve">:~$ </w:t>
       </w:r>
       <w:proofErr w:type="spellStart"/>
       <w:r>
@@ -9917,19 +8955,11 @@
       </w:pPr>
       <w:proofErr w:type="spellStart"/>
       <w:r>
-        <w:t>kali@</w:t>
-      </w:r>
-      <w:proofErr w:type="gramStart"/>
-      <w:r>
-        <w:t>kali</w:t>
-      </w:r>
-      <w:proofErr w:type="spellEnd"/>
-      <w:r>
-        <w:t>:~</w:t>
-      </w:r>
-      <w:proofErr w:type="gramEnd"/>
-      <w:r>
-        <w:t xml:space="preserve">$ </w:t>
+        <w:t>kali@kali</w:t>
+      </w:r>
+      <w:proofErr w:type="spellEnd"/>
+      <w:r>
+        <w:t xml:space="preserve">:~$ </w:t>
       </w:r>
       <w:proofErr w:type="spellStart"/>
       <w:r>
@@ -10260,19 +9290,11 @@
       </w:pPr>
       <w:proofErr w:type="spellStart"/>
       <w:r>
-        <w:t>kali@</w:t>
-      </w:r>
-      <w:proofErr w:type="gramStart"/>
-      <w:r>
-        <w:t>kali</w:t>
-      </w:r>
-      <w:proofErr w:type="spellEnd"/>
-      <w:r>
-        <w:t>:~</w:t>
-      </w:r>
-      <w:proofErr w:type="gramEnd"/>
-      <w:r>
-        <w:t xml:space="preserve">$ </w:t>
+        <w:t>kali@kali</w:t>
+      </w:r>
+      <w:proofErr w:type="spellEnd"/>
+      <w:r>
+        <w:t xml:space="preserve">:~$ </w:t>
       </w:r>
       <w:proofErr w:type="spellStart"/>
       <w:r>
@@ -10654,19 +9676,11 @@
       </w:pPr>
       <w:proofErr w:type="spellStart"/>
       <w:r>
-        <w:t>kali@</w:t>
-      </w:r>
-      <w:proofErr w:type="gramStart"/>
-      <w:r>
-        <w:t>kali</w:t>
-      </w:r>
-      <w:proofErr w:type="spellEnd"/>
-      <w:r>
-        <w:t>:~</w:t>
-      </w:r>
-      <w:proofErr w:type="gramEnd"/>
-      <w:r>
-        <w:t xml:space="preserve">$ </w:t>
+        <w:t>kali@kali</w:t>
+      </w:r>
+      <w:proofErr w:type="spellEnd"/>
+      <w:r>
+        <w:t xml:space="preserve">:~$ </w:t>
       </w:r>
       <w:proofErr w:type="spellStart"/>
       <w:r>
@@ -10717,12 +9731,6 @@
         <w:gridCol w:w="4238"/>
       </w:tblGrid>
       <w:tr>
-        <w:tblPrEx>
-          <w:tblCellMar>
-            <w:top w:w="0" w:type="dxa"/>
-            <w:bottom w:w="0" w:type="dxa"/>
-          </w:tblCellMar>
-        </w:tblPrEx>
         <w:tc>
           <w:tcPr>
             <w:tcW w:w="1600" w:type="dxa"/>
@@ -10989,12 +9997,6 @@
         </w:tc>
       </w:tr>
       <w:tr>
-        <w:tblPrEx>
-          <w:tblCellMar>
-            <w:top w:w="0" w:type="dxa"/>
-            <w:bottom w:w="0" w:type="dxa"/>
-          </w:tblCellMar>
-        </w:tblPrEx>
         <w:tc>
           <w:tcPr>
             <w:tcW w:w="1600" w:type="dxa"/>
@@ -11185,12 +10187,6 @@
         </w:tc>
       </w:tr>
       <w:tr>
-        <w:tblPrEx>
-          <w:tblCellMar>
-            <w:top w:w="0" w:type="dxa"/>
-            <w:bottom w:w="0" w:type="dxa"/>
-          </w:tblCellMar>
-        </w:tblPrEx>
         <w:tc>
           <w:tcPr>
             <w:tcW w:w="1600" w:type="dxa"/>
@@ -11389,12 +10385,6 @@
         </w:tc>
       </w:tr>
       <w:tr>
-        <w:tblPrEx>
-          <w:tblCellMar>
-            <w:top w:w="0" w:type="dxa"/>
-            <w:bottom w:w="0" w:type="dxa"/>
-          </w:tblCellMar>
-        </w:tblPrEx>
         <w:tc>
           <w:tcPr>
             <w:tcW w:w="1600" w:type="dxa"/>
@@ -11709,19 +10699,11 @@
       </w:pPr>
       <w:proofErr w:type="spellStart"/>
       <w:r>
-        <w:t>kali@</w:t>
-      </w:r>
-      <w:proofErr w:type="gramStart"/>
-      <w:r>
-        <w:t>kali</w:t>
-      </w:r>
-      <w:proofErr w:type="spellEnd"/>
-      <w:r>
-        <w:t>:~</w:t>
-      </w:r>
-      <w:proofErr w:type="gramEnd"/>
-      <w:r>
-        <w:t xml:space="preserve">$ </w:t>
+        <w:t>kali@kali</w:t>
+      </w:r>
+      <w:proofErr w:type="spellEnd"/>
+      <w:r>
+        <w:t xml:space="preserve">:~$ </w:t>
       </w:r>
       <w:proofErr w:type="spellStart"/>
       <w:r>
@@ -11773,12 +10755,6 @@
         <w:gridCol w:w="2938"/>
       </w:tblGrid>
       <w:tr>
-        <w:tblPrEx>
-          <w:tblCellMar>
-            <w:top w:w="0" w:type="dxa"/>
-            <w:bottom w:w="0" w:type="dxa"/>
-          </w:tblCellMar>
-        </w:tblPrEx>
         <w:tc>
           <w:tcPr>
             <w:tcW w:w="900" w:type="dxa"/>
@@ -12054,12 +11030,6 @@
         </w:tc>
       </w:tr>
       <w:tr>
-        <w:tblPrEx>
-          <w:tblCellMar>
-            <w:top w:w="0" w:type="dxa"/>
-            <w:bottom w:w="0" w:type="dxa"/>
-          </w:tblCellMar>
-        </w:tblPrEx>
         <w:tc>
           <w:tcPr>
             <w:tcW w:w="900" w:type="dxa"/>
@@ -12250,12 +11220,6 @@
         </w:tc>
       </w:tr>
       <w:tr>
-        <w:tblPrEx>
-          <w:tblCellMar>
-            <w:top w:w="0" w:type="dxa"/>
-            <w:bottom w:w="0" w:type="dxa"/>
-          </w:tblCellMar>
-        </w:tblPrEx>
         <w:tc>
           <w:tcPr>
             <w:tcW w:w="900" w:type="dxa"/>
@@ -12464,12 +11428,6 @@
         </w:tc>
       </w:tr>
       <w:tr>
-        <w:tblPrEx>
-          <w:tblCellMar>
-            <w:top w:w="0" w:type="dxa"/>
-            <w:bottom w:w="0" w:type="dxa"/>
-          </w:tblCellMar>
-        </w:tblPrEx>
         <w:tc>
           <w:tcPr>
             <w:tcW w:w="900" w:type="dxa"/>
@@ -12706,12 +11664,6 @@
         </w:tc>
       </w:tr>
       <w:tr>
-        <w:tblPrEx>
-          <w:tblCellMar>
-            <w:top w:w="0" w:type="dxa"/>
-            <w:bottom w:w="0" w:type="dxa"/>
-          </w:tblCellMar>
-        </w:tblPrEx>
         <w:tc>
           <w:tcPr>
             <w:tcW w:w="900" w:type="dxa"/>
@@ -12932,12 +11884,6 @@
         </w:tc>
       </w:tr>
       <w:tr>
-        <w:tblPrEx>
-          <w:tblCellMar>
-            <w:top w:w="0" w:type="dxa"/>
-            <w:bottom w:w="0" w:type="dxa"/>
-          </w:tblCellMar>
-        </w:tblPrEx>
         <w:tc>
           <w:tcPr>
             <w:tcW w:w="900" w:type="dxa"/>
@@ -13352,19 +12298,11 @@
       </w:pPr>
       <w:proofErr w:type="spellStart"/>
       <w:r>
-        <w:t>kali@</w:t>
-      </w:r>
-      <w:proofErr w:type="gramStart"/>
-      <w:r>
-        <w:t>kali</w:t>
-      </w:r>
-      <w:proofErr w:type="spellEnd"/>
-      <w:r>
-        <w:t>:~</w:t>
-      </w:r>
-      <w:proofErr w:type="gramEnd"/>
-      <w:r>
-        <w:t xml:space="preserve">$ </w:t>
+        <w:t>kali@kali</w:t>
+      </w:r>
+      <w:proofErr w:type="spellEnd"/>
+      <w:r>
+        <w:t xml:space="preserve">:~$ </w:t>
       </w:r>
       <w:proofErr w:type="spellStart"/>
       <w:r>
@@ -13767,19 +12705,11 @@
       </w:pPr>
       <w:proofErr w:type="spellStart"/>
       <w:r>
-        <w:t>kali@</w:t>
-      </w:r>
-      <w:proofErr w:type="gramStart"/>
-      <w:r>
-        <w:t>kali</w:t>
-      </w:r>
-      <w:proofErr w:type="spellEnd"/>
-      <w:r>
-        <w:t>:~</w:t>
-      </w:r>
-      <w:proofErr w:type="gramEnd"/>
-      <w:r>
-        <w:t xml:space="preserve">$ </w:t>
+        <w:t>kali@kali</w:t>
+      </w:r>
+      <w:proofErr w:type="spellEnd"/>
+      <w:r>
+        <w:t xml:space="preserve">:~$ </w:t>
       </w:r>
       <w:proofErr w:type="spellStart"/>
       <w:r>
@@ -14449,19 +13379,11 @@
       </w:pPr>
       <w:proofErr w:type="spellStart"/>
       <w:r>
-        <w:t>kali@</w:t>
-      </w:r>
-      <w:proofErr w:type="gramStart"/>
-      <w:r>
-        <w:t>kali</w:t>
-      </w:r>
-      <w:proofErr w:type="spellEnd"/>
-      <w:r>
-        <w:t>:~</w:t>
-      </w:r>
-      <w:proofErr w:type="gramEnd"/>
-      <w:r>
-        <w:t xml:space="preserve">$ </w:t>
+        <w:t>kali@kali</w:t>
+      </w:r>
+      <w:proofErr w:type="spellEnd"/>
+      <w:r>
+        <w:t xml:space="preserve">:~$ </w:t>
       </w:r>
       <w:proofErr w:type="spellStart"/>
       <w:r>
@@ -14662,19 +13584,11 @@
       </w:pPr>
       <w:proofErr w:type="spellStart"/>
       <w:r>
-        <w:t>kali@</w:t>
-      </w:r>
-      <w:proofErr w:type="gramStart"/>
-      <w:r>
-        <w:t>kali</w:t>
-      </w:r>
-      <w:proofErr w:type="spellEnd"/>
-      <w:r>
-        <w:t>:~</w:t>
-      </w:r>
-      <w:proofErr w:type="gramEnd"/>
-      <w:r>
-        <w:t xml:space="preserve">$ </w:t>
+        <w:t>kali@kali</w:t>
+      </w:r>
+      <w:proofErr w:type="spellEnd"/>
+      <w:r>
+        <w:t xml:space="preserve">:~$ </w:t>
       </w:r>
       <w:proofErr w:type="spellStart"/>
       <w:r>
@@ -14979,12 +13893,6 @@
         <w:gridCol w:w="1838"/>
       </w:tblGrid>
       <w:tr>
-        <w:tblPrEx>
-          <w:tblCellMar>
-            <w:top w:w="0" w:type="dxa"/>
-            <w:bottom w:w="0" w:type="dxa"/>
-          </w:tblCellMar>
-        </w:tblPrEx>
         <w:tc>
           <w:tcPr>
             <w:tcW w:w="2200" w:type="dxa"/>
@@ -15319,12 +14227,6 @@
         </w:tc>
       </w:tr>
       <w:tr>
-        <w:tblPrEx>
-          <w:tblCellMar>
-            <w:top w:w="0" w:type="dxa"/>
-            <w:bottom w:w="0" w:type="dxa"/>
-          </w:tblCellMar>
-        </w:tblPrEx>
         <w:tc>
           <w:tcPr>
             <w:tcW w:w="2200" w:type="dxa"/>
@@ -15597,12 +14499,6 @@
         </w:tc>
       </w:tr>
       <w:tr>
-        <w:tblPrEx>
-          <w:tblCellMar>
-            <w:top w:w="0" w:type="dxa"/>
-            <w:bottom w:w="0" w:type="dxa"/>
-          </w:tblCellMar>
-        </w:tblPrEx>
         <w:tc>
           <w:tcPr>
             <w:tcW w:w="2200" w:type="dxa"/>
@@ -16225,19 +15121,11 @@
       </w:pPr>
       <w:proofErr w:type="spellStart"/>
       <w:r>
-        <w:t>kali@</w:t>
-      </w:r>
-      <w:proofErr w:type="gramStart"/>
-      <w:r>
-        <w:t>kali</w:t>
-      </w:r>
-      <w:proofErr w:type="spellEnd"/>
-      <w:r>
-        <w:t>:~</w:t>
-      </w:r>
-      <w:proofErr w:type="gramEnd"/>
-      <w:r>
-        <w:t xml:space="preserve">$ </w:t>
+        <w:t>kali@kali</w:t>
+      </w:r>
+      <w:proofErr w:type="spellEnd"/>
+      <w:r>
+        <w:t xml:space="preserve">:~$ </w:t>
       </w:r>
       <w:proofErr w:type="spellStart"/>
       <w:r>
@@ -16302,19 +15190,11 @@
       </w:pPr>
       <w:proofErr w:type="spellStart"/>
       <w:r>
-        <w:t>kali@</w:t>
-      </w:r>
-      <w:proofErr w:type="gramStart"/>
-      <w:r>
-        <w:t>kali</w:t>
-      </w:r>
-      <w:proofErr w:type="spellEnd"/>
-      <w:r>
-        <w:t>:~</w:t>
-      </w:r>
-      <w:proofErr w:type="gramEnd"/>
-      <w:r>
-        <w:t xml:space="preserve">$ </w:t>
+        <w:t>kali@kali</w:t>
+      </w:r>
+      <w:proofErr w:type="spellEnd"/>
+      <w:r>
+        <w:t xml:space="preserve">:~$ </w:t>
       </w:r>
       <w:proofErr w:type="spellStart"/>
       <w:r>
@@ -16400,19 +15280,11 @@
       </w:pPr>
       <w:proofErr w:type="spellStart"/>
       <w:r>
-        <w:t>kali@</w:t>
-      </w:r>
-      <w:proofErr w:type="gramStart"/>
-      <w:r>
-        <w:t>kali</w:t>
-      </w:r>
-      <w:proofErr w:type="spellEnd"/>
-      <w:r>
-        <w:t>:~</w:t>
-      </w:r>
-      <w:proofErr w:type="gramEnd"/>
-      <w:r>
-        <w:t xml:space="preserve">$ </w:t>
+        <w:t>kali@kali</w:t>
+      </w:r>
+      <w:proofErr w:type="spellEnd"/>
+      <w:r>
+        <w:t xml:space="preserve">:~$ </w:t>
       </w:r>
       <w:proofErr w:type="spellStart"/>
       <w:r>
@@ -16453,19 +15325,11 @@
       </w:pPr>
       <w:proofErr w:type="spellStart"/>
       <w:r>
-        <w:t>kali@</w:t>
-      </w:r>
-      <w:proofErr w:type="gramStart"/>
-      <w:r>
-        <w:t>kali</w:t>
-      </w:r>
-      <w:proofErr w:type="spellEnd"/>
-      <w:r>
-        <w:t>:~</w:t>
-      </w:r>
-      <w:proofErr w:type="gramEnd"/>
-      <w:r>
-        <w:t>$ grep "445/open" smb.txt</w:t>
+        <w:t>kali@kali</w:t>
+      </w:r>
+      <w:proofErr w:type="spellEnd"/>
+      <w:r>
+        <w:t>:~$ grep "445/open" smb.txt</w:t>
       </w:r>
     </w:p>
     <w:p>
@@ -16586,19 +15450,11 @@
       </w:pPr>
       <w:proofErr w:type="spellStart"/>
       <w:r>
-        <w:t>kali@</w:t>
-      </w:r>
-      <w:proofErr w:type="gramStart"/>
-      <w:r>
-        <w:t>kali</w:t>
-      </w:r>
-      <w:proofErr w:type="spellEnd"/>
-      <w:r>
-        <w:t>:~</w:t>
-      </w:r>
-      <w:proofErr w:type="gramEnd"/>
-      <w:r>
-        <w:t xml:space="preserve">$ </w:t>
+        <w:t>kali@kali</w:t>
+      </w:r>
+      <w:proofErr w:type="spellEnd"/>
+      <w:r>
+        <w:t xml:space="preserve">:~$ </w:t>
       </w:r>
       <w:proofErr w:type="spellStart"/>
       <w:r>
@@ -16708,19 +15564,11 @@
       </w:pPr>
       <w:proofErr w:type="spellStart"/>
       <w:r>
-        <w:t>kali@</w:t>
-      </w:r>
-      <w:proofErr w:type="gramStart"/>
-      <w:r>
-        <w:t>kali</w:t>
-      </w:r>
-      <w:proofErr w:type="spellEnd"/>
-      <w:r>
-        <w:t>:~</w:t>
-      </w:r>
-      <w:proofErr w:type="gramEnd"/>
-      <w:r>
-        <w:t xml:space="preserve">$ </w:t>
+        <w:t>kali@kali</w:t>
+      </w:r>
+      <w:proofErr w:type="spellEnd"/>
+      <w:r>
+        <w:t xml:space="preserve">:~$ </w:t>
       </w:r>
       <w:proofErr w:type="spellStart"/>
       <w:r>
@@ -17669,12 +16517,6 @@
         <w:gridCol w:w="3238"/>
       </w:tblGrid>
       <w:tr>
-        <w:tblPrEx>
-          <w:tblCellMar>
-            <w:top w:w="0" w:type="dxa"/>
-            <w:bottom w:w="0" w:type="dxa"/>
-          </w:tblCellMar>
-        </w:tblPrEx>
         <w:tc>
           <w:tcPr>
             <w:tcW w:w="2400" w:type="dxa"/>
@@ -17861,12 +16703,6 @@
         </w:tc>
       </w:tr>
       <w:tr>
-        <w:tblPrEx>
-          <w:tblCellMar>
-            <w:top w:w="0" w:type="dxa"/>
-            <w:bottom w:w="0" w:type="dxa"/>
-          </w:tblCellMar>
-        </w:tblPrEx>
         <w:tc>
           <w:tcPr>
             <w:tcW w:w="2400" w:type="dxa"/>
@@ -18163,12 +16999,6 @@
         </w:tc>
       </w:tr>
       <w:tr>
-        <w:tblPrEx>
-          <w:tblCellMar>
-            <w:top w:w="0" w:type="dxa"/>
-            <w:bottom w:w="0" w:type="dxa"/>
-          </w:tblCellMar>
-        </w:tblPrEx>
         <w:tc>
           <w:tcPr>
             <w:tcW w:w="2400" w:type="dxa"/>
@@ -18393,12 +17223,6 @@
         </w:tc>
       </w:tr>
       <w:tr>
-        <w:tblPrEx>
-          <w:tblCellMar>
-            <w:top w:w="0" w:type="dxa"/>
-            <w:bottom w:w="0" w:type="dxa"/>
-          </w:tblCellMar>
-        </w:tblPrEx>
         <w:tc>
           <w:tcPr>
             <w:tcW w:w="2400" w:type="dxa"/>
@@ -18669,12 +17493,6 @@
         </w:tc>
       </w:tr>
       <w:tr>
-        <w:tblPrEx>
-          <w:tblCellMar>
-            <w:top w:w="0" w:type="dxa"/>
-            <w:bottom w:w="0" w:type="dxa"/>
-          </w:tblCellMar>
-        </w:tblPrEx>
         <w:tc>
           <w:tcPr>
             <w:tcW w:w="2400" w:type="dxa"/>
@@ -19838,15 +18656,7 @@
       </w:r>
       <w:proofErr w:type="spellEnd"/>
       <w:r>
-        <w:t xml:space="preserve"> API </w:t>
-      </w:r>
-      <w:proofErr w:type="gramStart"/>
-      <w:r>
-        <w:t>connect(</w:t>
-      </w:r>
-      <w:proofErr w:type="gramEnd"/>
-      <w:r>
-        <w:t xml:space="preserve">) </w:t>
+        <w:t xml:space="preserve"> API connect() </w:t>
       </w:r>
       <w:proofErr w:type="spellStart"/>
       <w:r>
@@ -24554,25 +23364,7 @@
         <w:sz w:val="16"/>
         <w:szCs w:val="16"/>
       </w:rPr>
-      <w:t xml:space="preserve"> Nguyễn Minh Khôi – 1150080059 – CNPM</w:t>
-    </w:r>
-    <w:proofErr w:type="gramStart"/>
-    <w:r>
-      <w:rPr>
-        <w:color w:val="666666"/>
-        <w:sz w:val="16"/>
-        <w:szCs w:val="16"/>
-      </w:rPr>
-      <w:t>1  |</w:t>
-    </w:r>
-    <w:proofErr w:type="gramEnd"/>
-    <w:r>
-      <w:rPr>
-        <w:color w:val="666666"/>
-        <w:sz w:val="16"/>
-        <w:szCs w:val="16"/>
-      </w:rPr>
-      <w:t xml:space="preserve">  Trang </w:t>
+      <w:t xml:space="preserve"> Nguyễn Minh Khôi – 1150080059 – CNPM1  |  Trang </w:t>
     </w:r>
     <w:r>
       <w:rPr>
@@ -24656,51 +23448,7 @@
         <w:sz w:val="16"/>
         <w:szCs w:val="16"/>
       </w:rPr>
-      <w:t xml:space="preserve">BỘ MÔN AN TOÀN THÔNG </w:t>
-    </w:r>
-    <w:proofErr w:type="gramStart"/>
-    <w:r>
-      <w:rPr>
-        <w:b/>
-        <w:bCs/>
-        <w:color w:val="1F4E79"/>
-        <w:sz w:val="16"/>
-        <w:szCs w:val="16"/>
-      </w:rPr>
-      <w:t>TIN  |</w:t>
-    </w:r>
-    <w:proofErr w:type="gramEnd"/>
-    <w:r>
-      <w:rPr>
-        <w:b/>
-        <w:bCs/>
-        <w:color w:val="1F4E79"/>
-        <w:sz w:val="16"/>
-        <w:szCs w:val="16"/>
-      </w:rPr>
-      <w:t xml:space="preserve">  THỰC HÀNH AN TOÀN HỆ THỐNG THÔNG </w:t>
-    </w:r>
-    <w:proofErr w:type="gramStart"/>
-    <w:r>
-      <w:rPr>
-        <w:b/>
-        <w:bCs/>
-        <w:color w:val="1F4E79"/>
-        <w:sz w:val="16"/>
-        <w:szCs w:val="16"/>
-      </w:rPr>
-      <w:t>TIN  |</w:t>
-    </w:r>
-    <w:proofErr w:type="gramEnd"/>
-    <w:r>
-      <w:rPr>
-        <w:b/>
-        <w:bCs/>
-        <w:color w:val="1F4E79"/>
-        <w:sz w:val="16"/>
-        <w:szCs w:val="16"/>
-      </w:rPr>
-      <w:t xml:space="preserve">  NĂM HỌC 2026–2027</w:t>
+      <w:t>BỘ MÔN AN TOÀN THÔNG TIN  |  THỰC HÀNH AN TOÀN HỆ THỐNG THÔNG TIN  |  NĂM HỌC 2026–2027</w:t>
     </w:r>
   </w:p>
 </w:hdr>
